--- a/docs/sdlc/30_implementation/WS2D-MD-001_モジュール設計書.docx
+++ b/docs/sdlc/30_implementation/WS2D-MD-001_モジュール設計書.docx
@@ -76,13 +76,13 @@
         <w:tblLook w:firstColumn="1" w:firstRow="1" w:lastColumn="0" w:lastRow="0" w:noHBand="0" w:noVBand="1" w:val="04A0"/>
       </w:tblPr>
       <w:tblGrid>
-        <w:gridCol w:w="4320"/>
-        <w:gridCol w:w="4320"/>
+        <w:gridCol w:w="4961"/>
+        <w:gridCol w:w="4961"/>
       </w:tblGrid>
       <w:tr>
         <w:tc>
           <w:tcPr>
-            <w:tcW w:type="dxa" w:w="4320"/>
+            <w:tcW w:type="dxa" w:w="4961"/>
             <w:shd w:fill="D9E2F3"/>
           </w:tcPr>
           <w:p>
@@ -102,7 +102,7 @@
         </w:tc>
         <w:tc>
           <w:tcPr>
-            <w:tcW w:type="dxa" w:w="4320"/>
+            <w:tcW w:type="dxa" w:w="4961"/>
           </w:tcPr>
           <w:p>
             <w:r>
@@ -123,7 +123,7 @@
       <w:tr>
         <w:tc>
           <w:tcPr>
-            <w:tcW w:type="dxa" w:w="4320"/>
+            <w:tcW w:type="dxa" w:w="4961"/>
             <w:shd w:fill="D9E2F3"/>
           </w:tcPr>
           <w:p>
@@ -143,7 +143,7 @@
         </w:tc>
         <w:tc>
           <w:tcPr>
-            <w:tcW w:type="dxa" w:w="4320"/>
+            <w:tcW w:type="dxa" w:w="4961"/>
           </w:tcPr>
           <w:p>
             <w:r>
@@ -164,7 +164,7 @@
       <w:tr>
         <w:tc>
           <w:tcPr>
-            <w:tcW w:type="dxa" w:w="4320"/>
+            <w:tcW w:type="dxa" w:w="4961"/>
             <w:shd w:fill="D9E2F3"/>
           </w:tcPr>
           <w:p>
@@ -184,7 +184,7 @@
         </w:tc>
         <w:tc>
           <w:tcPr>
-            <w:tcW w:type="dxa" w:w="4320"/>
+            <w:tcW w:type="dxa" w:w="4961"/>
           </w:tcPr>
           <w:p>
             <w:r>
@@ -205,7 +205,7 @@
       <w:tr>
         <w:tc>
           <w:tcPr>
-            <w:tcW w:type="dxa" w:w="4320"/>
+            <w:tcW w:type="dxa" w:w="4961"/>
             <w:shd w:fill="D9E2F3"/>
           </w:tcPr>
           <w:p>
@@ -225,7 +225,7 @@
         </w:tc>
         <w:tc>
           <w:tcPr>
-            <w:tcW w:type="dxa" w:w="4320"/>
+            <w:tcW w:type="dxa" w:w="4961"/>
           </w:tcPr>
           <w:p>
             <w:r>
@@ -246,7 +246,7 @@
       <w:tr>
         <w:tc>
           <w:tcPr>
-            <w:tcW w:type="dxa" w:w="4320"/>
+            <w:tcW w:type="dxa" w:w="4961"/>
             <w:shd w:fill="D9E2F3"/>
           </w:tcPr>
           <w:p>
@@ -266,7 +266,7 @@
         </w:tc>
         <w:tc>
           <w:tcPr>
-            <w:tcW w:type="dxa" w:w="4320"/>
+            <w:tcW w:type="dxa" w:w="4961"/>
           </w:tcPr>
           <w:p>
             <w:r>
@@ -287,7 +287,7 @@
       <w:tr>
         <w:tc>
           <w:tcPr>
-            <w:tcW w:type="dxa" w:w="4320"/>
+            <w:tcW w:type="dxa" w:w="4961"/>
             <w:shd w:fill="D9E2F3"/>
           </w:tcPr>
           <w:p>
@@ -307,7 +307,7 @@
         </w:tc>
         <w:tc>
           <w:tcPr>
-            <w:tcW w:type="dxa" w:w="4320"/>
+            <w:tcW w:type="dxa" w:w="4961"/>
           </w:tcPr>
           <w:p>
             <w:r>
@@ -356,13 +356,13 @@
         <w:tblLook w:firstColumn="1" w:firstRow="1" w:lastColumn="0" w:lastRow="0" w:noHBand="0" w:noVBand="1" w:val="04A0"/>
       </w:tblPr>
       <w:tblGrid>
-        <w:gridCol w:w="4320"/>
-        <w:gridCol w:w="4320"/>
+        <w:gridCol w:w="4961"/>
+        <w:gridCol w:w="4961"/>
       </w:tblGrid>
       <w:tr>
         <w:tc>
           <w:tcPr>
-            <w:tcW w:type="dxa" w:w="4320"/>
+            <w:tcW w:type="dxa" w:w="4961"/>
             <w:shd w:fill="D9E2F3"/>
           </w:tcPr>
           <w:p>
@@ -382,7 +382,7 @@
         </w:tc>
         <w:tc>
           <w:tcPr>
-            <w:tcW w:type="dxa" w:w="4320"/>
+            <w:tcW w:type="dxa" w:w="4961"/>
           </w:tcPr>
           <w:p>
             <w:r>
@@ -403,7 +403,7 @@
       <w:tr>
         <w:tc>
           <w:tcPr>
-            <w:tcW w:type="dxa" w:w="4320"/>
+            <w:tcW w:type="dxa" w:w="4961"/>
             <w:shd w:fill="D9E2F3"/>
           </w:tcPr>
           <w:p>
@@ -423,7 +423,7 @@
         </w:tc>
         <w:tc>
           <w:tcPr>
-            <w:tcW w:type="dxa" w:w="4320"/>
+            <w:tcW w:type="dxa" w:w="4961"/>
           </w:tcPr>
           <w:p>
             <w:r>
@@ -444,7 +444,7 @@
       <w:tr>
         <w:tc>
           <w:tcPr>
-            <w:tcW w:type="dxa" w:w="4320"/>
+            <w:tcW w:type="dxa" w:w="4961"/>
             <w:shd w:fill="D9E2F3"/>
           </w:tcPr>
           <w:p>
@@ -464,7 +464,7 @@
         </w:tc>
         <w:tc>
           <w:tcPr>
-            <w:tcW w:type="dxa" w:w="4320"/>
+            <w:tcW w:type="dxa" w:w="4961"/>
           </w:tcPr>
           <w:p>
             <w:r>
@@ -485,7 +485,7 @@
       <w:tr>
         <w:tc>
           <w:tcPr>
-            <w:tcW w:type="dxa" w:w="4320"/>
+            <w:tcW w:type="dxa" w:w="4961"/>
             <w:shd w:fill="D9E2F3"/>
           </w:tcPr>
           <w:p>
@@ -505,7 +505,7 @@
         </w:tc>
         <w:tc>
           <w:tcPr>
-            <w:tcW w:type="dxa" w:w="4320"/>
+            <w:tcW w:type="dxa" w:w="4961"/>
           </w:tcPr>
           <w:p>
             <w:r>
@@ -526,7 +526,7 @@
       <w:tr>
         <w:tc>
           <w:tcPr>
-            <w:tcW w:type="dxa" w:w="4320"/>
+            <w:tcW w:type="dxa" w:w="4961"/>
             <w:shd w:fill="D9E2F3"/>
           </w:tcPr>
           <w:p>
@@ -546,7 +546,7 @@
         </w:tc>
         <w:tc>
           <w:tcPr>
-            <w:tcW w:type="dxa" w:w="4320"/>
+            <w:tcW w:type="dxa" w:w="4961"/>
           </w:tcPr>
           <w:p>
             <w:r>
@@ -567,7 +567,7 @@
       <w:tr>
         <w:tc>
           <w:tcPr>
-            <w:tcW w:type="dxa" w:w="4320"/>
+            <w:tcW w:type="dxa" w:w="4961"/>
             <w:shd w:fill="D9E2F3"/>
           </w:tcPr>
           <w:p>
@@ -587,7 +587,7 @@
         </w:tc>
         <w:tc>
           <w:tcPr>
-            <w:tcW w:type="dxa" w:w="4320"/>
+            <w:tcW w:type="dxa" w:w="4961"/>
           </w:tcPr>
           <w:p>
             <w:r>
@@ -632,15 +632,15 @@
         <w:tblLook w:firstColumn="1" w:firstRow="1" w:lastColumn="0" w:lastRow="0" w:noHBand="0" w:noVBand="1" w:val="04A0"/>
       </w:tblPr>
       <w:tblGrid>
-        <w:gridCol w:w="2160"/>
-        <w:gridCol w:w="2160"/>
-        <w:gridCol w:w="2160"/>
-        <w:gridCol w:w="2160"/>
+        <w:gridCol w:w="2480"/>
+        <w:gridCol w:w="2480"/>
+        <w:gridCol w:w="2480"/>
+        <w:gridCol w:w="2480"/>
       </w:tblGrid>
       <w:tr>
         <w:tc>
           <w:tcPr>
-            <w:tcW w:type="dxa" w:w="2160"/>
+            <w:tcW w:type="dxa" w:w="2480"/>
             <w:shd w:fill="D9E2F3"/>
           </w:tcPr>
           <w:p>
@@ -662,7 +662,7 @@
         </w:tc>
         <w:tc>
           <w:tcPr>
-            <w:tcW w:type="dxa" w:w="2160"/>
+            <w:tcW w:type="dxa" w:w="2480"/>
             <w:shd w:fill="D9E2F3"/>
           </w:tcPr>
           <w:p>
@@ -684,7 +684,7 @@
         </w:tc>
         <w:tc>
           <w:tcPr>
-            <w:tcW w:type="dxa" w:w="2160"/>
+            <w:tcW w:type="dxa" w:w="2480"/>
             <w:shd w:fill="D9E2F3"/>
           </w:tcPr>
           <w:p>
@@ -706,7 +706,7 @@
         </w:tc>
         <w:tc>
           <w:tcPr>
-            <w:tcW w:type="dxa" w:w="2160"/>
+            <w:tcW w:type="dxa" w:w="2480"/>
             <w:shd w:fill="D9E2F3"/>
           </w:tcPr>
           <w:p>
@@ -730,7 +730,7 @@
       <w:tr>
         <w:tc>
           <w:tcPr>
-            <w:tcW w:type="dxa" w:w="2160"/>
+            <w:tcW w:type="dxa" w:w="2480"/>
           </w:tcPr>
           <w:p>
             <w:r>
@@ -749,7 +749,7 @@
         </w:tc>
         <w:tc>
           <w:tcPr>
-            <w:tcW w:type="dxa" w:w="2160"/>
+            <w:tcW w:type="dxa" w:w="2480"/>
           </w:tcPr>
           <w:p>
             <w:r>
@@ -761,7 +761,7 @@
         </w:tc>
         <w:tc>
           <w:tcPr>
-            <w:tcW w:type="dxa" w:w="2160"/>
+            <w:tcW w:type="dxa" w:w="2480"/>
           </w:tcPr>
           <w:p>
             <w:r>
@@ -773,7 +773,7 @@
         </w:tc>
         <w:tc>
           <w:tcPr>
-            <w:tcW w:type="dxa" w:w="2160"/>
+            <w:tcW w:type="dxa" w:w="2480"/>
           </w:tcPr>
           <w:p>
             <w:r>
@@ -787,7 +787,7 @@
       <w:tr>
         <w:tc>
           <w:tcPr>
-            <w:tcW w:type="dxa" w:w="2160"/>
+            <w:tcW w:type="dxa" w:w="2480"/>
           </w:tcPr>
           <w:p>
             <w:r>
@@ -806,7 +806,7 @@
         </w:tc>
         <w:tc>
           <w:tcPr>
-            <w:tcW w:type="dxa" w:w="2160"/>
+            <w:tcW w:type="dxa" w:w="2480"/>
           </w:tcPr>
           <w:p>
             <w:r>
@@ -818,7 +818,7 @@
         </w:tc>
         <w:tc>
           <w:tcPr>
-            <w:tcW w:type="dxa" w:w="2160"/>
+            <w:tcW w:type="dxa" w:w="2480"/>
           </w:tcPr>
           <w:p>
             <w:r>
@@ -830,7 +830,7 @@
         </w:tc>
         <w:tc>
           <w:tcPr>
-            <w:tcW w:type="dxa" w:w="2160"/>
+            <w:tcW w:type="dxa" w:w="2480"/>
           </w:tcPr>
           <w:p>
             <w:r>
@@ -844,7 +844,7 @@
       <w:tr>
         <w:tc>
           <w:tcPr>
-            <w:tcW w:type="dxa" w:w="2160"/>
+            <w:tcW w:type="dxa" w:w="2480"/>
             <w:shd w:fill="D9E2F3"/>
           </w:tcPr>
           <w:p>
@@ -864,7 +864,7 @@
         </w:tc>
         <w:tc>
           <w:tcPr>
-            <w:tcW w:type="dxa" w:w="2160"/>
+            <w:tcW w:type="dxa" w:w="2480"/>
           </w:tcPr>
           <w:p>
             <w:r>
@@ -876,7 +876,7 @@
         </w:tc>
         <w:tc>
           <w:tcPr>
-            <w:tcW w:type="dxa" w:w="2160"/>
+            <w:tcW w:type="dxa" w:w="2480"/>
           </w:tcPr>
           <w:p>
             <w:r>
@@ -888,7 +888,7 @@
         </w:tc>
         <w:tc>
           <w:tcPr>
-            <w:tcW w:type="dxa" w:w="2160"/>
+            <w:tcW w:type="dxa" w:w="2480"/>
           </w:tcPr>
           <w:p>
             <w:r>
@@ -1206,7 +1206,20 @@
         <w:rPr>
           <w:rFonts w:ascii="Yu Gothic" w:hAnsi="Yu Gothic" w:eastAsia="Yu Gothic"/>
         </w:rPr>
-        <w:t xml:space="preserve">（Flask エンドポイント 196 本）。 取得コマンド: </w:t>
+        <w:t>（Flask エンドポイント 200 本。</w:t>
+      </w:r>
+      <w:r>
+        <w:rPr>
+          <w:rFonts w:ascii="Consolas" w:hAnsi="Consolas" w:eastAsia="Consolas"/>
+          <w:sz w:val="18"/>
+        </w:rPr>
+        <w:t>app.url_map</w:t>
+      </w:r>
+      <w:r>
+        <w:rPr>
+          <w:rFonts w:ascii="Yu Gothic" w:hAnsi="Yu Gothic" w:eastAsia="Yu Gothic"/>
+        </w:rPr>
+        <w:t xml:space="preserve"> 実測）。 取得コマンド: </w:t>
       </w:r>
       <w:r>
         <w:rPr>
@@ -1318,19 +1331,19 @@
       <w:tblPr>
         <w:tblStyle w:val="TableGrid"/>
         <w:tblW w:type="auto" w:w="0"/>
-        <w:tblLayout w:type="autofit"/>
+        <w:tblLayout w:type="fixed"/>
         <w:tblLook w:firstColumn="1" w:firstRow="1" w:lastColumn="0" w:lastRow="0" w:noHBand="0" w:noVBand="1" w:val="04A0"/>
       </w:tblPr>
       <w:tblGrid>
-        <w:gridCol w:w="2160"/>
-        <w:gridCol w:w="2160"/>
-        <w:gridCol w:w="2160"/>
-        <w:gridCol w:w="2160"/>
+        <w:gridCol w:w="2480"/>
+        <w:gridCol w:w="2480"/>
+        <w:gridCol w:w="2480"/>
+        <w:gridCol w:w="2480"/>
       </w:tblGrid>
       <w:tr>
         <w:tc>
           <w:tcPr>
-            <w:tcW w:type="dxa" w:w="2160"/>
+            <w:tcW w:type="dxa" w:w="2480"/>
             <w:shd w:fill="D9E2F3"/>
           </w:tcPr>
           <w:p>
@@ -1352,7 +1365,7 @@
         </w:tc>
         <w:tc>
           <w:tcPr>
-            <w:tcW w:type="dxa" w:w="2160"/>
+            <w:tcW w:type="dxa" w:w="2480"/>
             <w:shd w:fill="D9E2F3"/>
           </w:tcPr>
           <w:p>
@@ -1374,7 +1387,7 @@
         </w:tc>
         <w:tc>
           <w:tcPr>
-            <w:tcW w:type="dxa" w:w="2160"/>
+            <w:tcW w:type="dxa" w:w="2480"/>
             <w:shd w:fill="D9E2F3"/>
           </w:tcPr>
           <w:p>
@@ -1396,7 +1409,7 @@
         </w:tc>
         <w:tc>
           <w:tcPr>
-            <w:tcW w:type="dxa" w:w="2160"/>
+            <w:tcW w:type="dxa" w:w="2480"/>
             <w:shd w:fill="D9E2F3"/>
           </w:tcPr>
           <w:p>
@@ -1420,7 +1433,7 @@
       <w:tr>
         <w:tc>
           <w:tcPr>
-            <w:tcW w:type="dxa" w:w="2160"/>
+            <w:tcW w:type="dxa" w:w="2480"/>
           </w:tcPr>
           <w:p>
             <w:r>
@@ -1446,7 +1459,7 @@
         </w:tc>
         <w:tc>
           <w:tcPr>
-            <w:tcW w:type="dxa" w:w="2160"/>
+            <w:tcW w:type="dxa" w:w="2480"/>
           </w:tcPr>
           <w:p>
             <w:r>
@@ -1479,7 +1492,7 @@
         </w:tc>
         <w:tc>
           <w:tcPr>
-            <w:tcW w:type="dxa" w:w="2160"/>
+            <w:tcW w:type="dxa" w:w="2480"/>
           </w:tcPr>
           <w:p>
             <w:r>
@@ -1498,7 +1511,7 @@
         </w:tc>
         <w:tc>
           <w:tcPr>
-            <w:tcW w:type="dxa" w:w="2160"/>
+            <w:tcW w:type="dxa" w:w="2480"/>
           </w:tcPr>
           <w:p>
             <w:r>
@@ -1519,7 +1532,7 @@
       <w:tr>
         <w:tc>
           <w:tcPr>
-            <w:tcW w:type="dxa" w:w="2160"/>
+            <w:tcW w:type="dxa" w:w="2480"/>
           </w:tcPr>
           <w:p>
             <w:r>
@@ -1538,7 +1551,7 @@
         </w:tc>
         <w:tc>
           <w:tcPr>
-            <w:tcW w:type="dxa" w:w="2160"/>
+            <w:tcW w:type="dxa" w:w="2480"/>
           </w:tcPr>
           <w:p>
             <w:r>
@@ -1557,7 +1570,7 @@
         </w:tc>
         <w:tc>
           <w:tcPr>
-            <w:tcW w:type="dxa" w:w="2160"/>
+            <w:tcW w:type="dxa" w:w="2480"/>
           </w:tcPr>
           <w:p>
             <w:r>
@@ -1576,7 +1589,7 @@
         </w:tc>
         <w:tc>
           <w:tcPr>
-            <w:tcW w:type="dxa" w:w="2160"/>
+            <w:tcW w:type="dxa" w:w="2480"/>
           </w:tcPr>
           <w:p>
             <w:r>
@@ -1597,7 +1610,7 @@
       <w:tr>
         <w:tc>
           <w:tcPr>
-            <w:tcW w:type="dxa" w:w="2160"/>
+            <w:tcW w:type="dxa" w:w="2480"/>
           </w:tcPr>
           <w:p>
             <w:r>
@@ -1616,7 +1629,7 @@
         </w:tc>
         <w:tc>
           <w:tcPr>
-            <w:tcW w:type="dxa" w:w="2160"/>
+            <w:tcW w:type="dxa" w:w="2480"/>
           </w:tcPr>
           <w:p>
             <w:r>
@@ -1635,7 +1648,7 @@
         </w:tc>
         <w:tc>
           <w:tcPr>
-            <w:tcW w:type="dxa" w:w="2160"/>
+            <w:tcW w:type="dxa" w:w="2480"/>
           </w:tcPr>
           <w:p>
             <w:r>
@@ -1654,7 +1667,7 @@
         </w:tc>
         <w:tc>
           <w:tcPr>
-            <w:tcW w:type="dxa" w:w="2160"/>
+            <w:tcW w:type="dxa" w:w="2480"/>
           </w:tcPr>
           <w:p>
             <w:r>
@@ -1675,7 +1688,7 @@
       <w:tr>
         <w:tc>
           <w:tcPr>
-            <w:tcW w:type="dxa" w:w="2160"/>
+            <w:tcW w:type="dxa" w:w="2480"/>
           </w:tcPr>
           <w:p>
             <w:r>
@@ -1694,7 +1707,7 @@
         </w:tc>
         <w:tc>
           <w:tcPr>
-            <w:tcW w:type="dxa" w:w="2160"/>
+            <w:tcW w:type="dxa" w:w="2480"/>
           </w:tcPr>
           <w:p>
             <w:r>
@@ -1713,7 +1726,7 @@
         </w:tc>
         <w:tc>
           <w:tcPr>
-            <w:tcW w:type="dxa" w:w="2160"/>
+            <w:tcW w:type="dxa" w:w="2480"/>
           </w:tcPr>
           <w:p>
             <w:r>
@@ -1732,7 +1745,7 @@
         </w:tc>
         <w:tc>
           <w:tcPr>
-            <w:tcW w:type="dxa" w:w="2160"/>
+            <w:tcW w:type="dxa" w:w="2480"/>
           </w:tcPr>
           <w:p>
             <w:r>
@@ -1753,7 +1766,7 @@
       <w:tr>
         <w:tc>
           <w:tcPr>
-            <w:tcW w:type="dxa" w:w="2160"/>
+            <w:tcW w:type="dxa" w:w="2480"/>
           </w:tcPr>
           <w:p>
             <w:r>
@@ -1772,7 +1785,7 @@
         </w:tc>
         <w:tc>
           <w:tcPr>
-            <w:tcW w:type="dxa" w:w="2160"/>
+            <w:tcW w:type="dxa" w:w="2480"/>
           </w:tcPr>
           <w:p>
             <w:r>
@@ -1791,7 +1804,7 @@
         </w:tc>
         <w:tc>
           <w:tcPr>
-            <w:tcW w:type="dxa" w:w="2160"/>
+            <w:tcW w:type="dxa" w:w="2480"/>
           </w:tcPr>
           <w:p>
             <w:r>
@@ -1810,7 +1823,7 @@
         </w:tc>
         <w:tc>
           <w:tcPr>
-            <w:tcW w:type="dxa" w:w="2160"/>
+            <w:tcW w:type="dxa" w:w="2480"/>
           </w:tcPr>
           <w:p>
             <w:r>
@@ -1831,7 +1844,7 @@
       <w:tr>
         <w:tc>
           <w:tcPr>
-            <w:tcW w:type="dxa" w:w="2160"/>
+            <w:tcW w:type="dxa" w:w="2480"/>
           </w:tcPr>
           <w:p>
             <w:r>
@@ -1850,7 +1863,7 @@
         </w:tc>
         <w:tc>
           <w:tcPr>
-            <w:tcW w:type="dxa" w:w="2160"/>
+            <w:tcW w:type="dxa" w:w="2480"/>
           </w:tcPr>
           <w:p>
             <w:r>
@@ -1869,7 +1882,7 @@
         </w:tc>
         <w:tc>
           <w:tcPr>
-            <w:tcW w:type="dxa" w:w="2160"/>
+            <w:tcW w:type="dxa" w:w="2480"/>
           </w:tcPr>
           <w:p>
             <w:r>
@@ -1888,7 +1901,7 @@
         </w:tc>
         <w:tc>
           <w:tcPr>
-            <w:tcW w:type="dxa" w:w="2160"/>
+            <w:tcW w:type="dxa" w:w="2480"/>
           </w:tcPr>
           <w:p>
             <w:r>
@@ -1909,7 +1922,7 @@
       <w:tr>
         <w:tc>
           <w:tcPr>
-            <w:tcW w:type="dxa" w:w="2160"/>
+            <w:tcW w:type="dxa" w:w="2480"/>
           </w:tcPr>
           <w:p>
             <w:r>
@@ -1928,7 +1941,7 @@
         </w:tc>
         <w:tc>
           <w:tcPr>
-            <w:tcW w:type="dxa" w:w="2160"/>
+            <w:tcW w:type="dxa" w:w="2480"/>
           </w:tcPr>
           <w:p>
             <w:r>
@@ -1947,7 +1960,7 @@
         </w:tc>
         <w:tc>
           <w:tcPr>
-            <w:tcW w:type="dxa" w:w="2160"/>
+            <w:tcW w:type="dxa" w:w="2480"/>
           </w:tcPr>
           <w:p>
             <w:r>
@@ -1966,7 +1979,7 @@
         </w:tc>
         <w:tc>
           <w:tcPr>
-            <w:tcW w:type="dxa" w:w="2160"/>
+            <w:tcW w:type="dxa" w:w="2480"/>
           </w:tcPr>
           <w:p>
             <w:r>
@@ -1987,7 +2000,7 @@
       <w:tr>
         <w:tc>
           <w:tcPr>
-            <w:tcW w:type="dxa" w:w="2160"/>
+            <w:tcW w:type="dxa" w:w="2480"/>
           </w:tcPr>
           <w:p>
             <w:r>
@@ -2006,7 +2019,7 @@
         </w:tc>
         <w:tc>
           <w:tcPr>
-            <w:tcW w:type="dxa" w:w="2160"/>
+            <w:tcW w:type="dxa" w:w="2480"/>
           </w:tcPr>
           <w:p>
             <w:r>
@@ -2025,7 +2038,7 @@
         </w:tc>
         <w:tc>
           <w:tcPr>
-            <w:tcW w:type="dxa" w:w="2160"/>
+            <w:tcW w:type="dxa" w:w="2480"/>
           </w:tcPr>
           <w:p>
             <w:r>
@@ -2044,7 +2057,7 @@
         </w:tc>
         <w:tc>
           <w:tcPr>
-            <w:tcW w:type="dxa" w:w="2160"/>
+            <w:tcW w:type="dxa" w:w="2480"/>
           </w:tcPr>
           <w:p>
             <w:r>
@@ -2065,7 +2078,7 @@
       <w:tr>
         <w:tc>
           <w:tcPr>
-            <w:tcW w:type="dxa" w:w="2160"/>
+            <w:tcW w:type="dxa" w:w="2480"/>
           </w:tcPr>
           <w:p>
             <w:r>
@@ -2084,7 +2097,7 @@
         </w:tc>
         <w:tc>
           <w:tcPr>
-            <w:tcW w:type="dxa" w:w="2160"/>
+            <w:tcW w:type="dxa" w:w="2480"/>
           </w:tcPr>
           <w:p>
             <w:r>
@@ -2103,7 +2116,7 @@
         </w:tc>
         <w:tc>
           <w:tcPr>
-            <w:tcW w:type="dxa" w:w="2160"/>
+            <w:tcW w:type="dxa" w:w="2480"/>
           </w:tcPr>
           <w:p>
             <w:r>
@@ -2122,7 +2135,7 @@
         </w:tc>
         <w:tc>
           <w:tcPr>
-            <w:tcW w:type="dxa" w:w="2160"/>
+            <w:tcW w:type="dxa" w:w="2480"/>
           </w:tcPr>
           <w:p>
             <w:r>
@@ -2143,7 +2156,7 @@
       <w:tr>
         <w:tc>
           <w:tcPr>
-            <w:tcW w:type="dxa" w:w="2160"/>
+            <w:tcW w:type="dxa" w:w="2480"/>
           </w:tcPr>
           <w:p>
             <w:r>
@@ -2162,7 +2175,7 @@
         </w:tc>
         <w:tc>
           <w:tcPr>
-            <w:tcW w:type="dxa" w:w="2160"/>
+            <w:tcW w:type="dxa" w:w="2480"/>
           </w:tcPr>
           <w:p>
             <w:r>
@@ -2181,7 +2194,7 @@
         </w:tc>
         <w:tc>
           <w:tcPr>
-            <w:tcW w:type="dxa" w:w="2160"/>
+            <w:tcW w:type="dxa" w:w="2480"/>
           </w:tcPr>
           <w:p>
             <w:r>
@@ -2200,7 +2213,7 @@
         </w:tc>
         <w:tc>
           <w:tcPr>
-            <w:tcW w:type="dxa" w:w="2160"/>
+            <w:tcW w:type="dxa" w:w="2480"/>
           </w:tcPr>
           <w:p>
             <w:r>
@@ -2221,7 +2234,7 @@
       <w:tr>
         <w:tc>
           <w:tcPr>
-            <w:tcW w:type="dxa" w:w="2160"/>
+            <w:tcW w:type="dxa" w:w="2480"/>
           </w:tcPr>
           <w:p>
             <w:r>
@@ -2240,7 +2253,7 @@
         </w:tc>
         <w:tc>
           <w:tcPr>
-            <w:tcW w:type="dxa" w:w="2160"/>
+            <w:tcW w:type="dxa" w:w="2480"/>
           </w:tcPr>
           <w:p>
             <w:r>
@@ -2259,7 +2272,7 @@
         </w:tc>
         <w:tc>
           <w:tcPr>
-            <w:tcW w:type="dxa" w:w="2160"/>
+            <w:tcW w:type="dxa" w:w="2480"/>
           </w:tcPr>
           <w:p>
             <w:r>
@@ -2278,7 +2291,7 @@
         </w:tc>
         <w:tc>
           <w:tcPr>
-            <w:tcW w:type="dxa" w:w="2160"/>
+            <w:tcW w:type="dxa" w:w="2480"/>
           </w:tcPr>
           <w:p>
             <w:r>
@@ -2299,7 +2312,7 @@
       <w:tr>
         <w:tc>
           <w:tcPr>
-            <w:tcW w:type="dxa" w:w="2160"/>
+            <w:tcW w:type="dxa" w:w="2480"/>
           </w:tcPr>
           <w:p>
             <w:r>
@@ -2318,7 +2331,7 @@
         </w:tc>
         <w:tc>
           <w:tcPr>
-            <w:tcW w:type="dxa" w:w="2160"/>
+            <w:tcW w:type="dxa" w:w="2480"/>
           </w:tcPr>
           <w:p>
             <w:r>
@@ -2337,7 +2350,7 @@
         </w:tc>
         <w:tc>
           <w:tcPr>
-            <w:tcW w:type="dxa" w:w="2160"/>
+            <w:tcW w:type="dxa" w:w="2480"/>
           </w:tcPr>
           <w:p>
             <w:r>
@@ -2356,7 +2369,7 @@
         </w:tc>
         <w:tc>
           <w:tcPr>
-            <w:tcW w:type="dxa" w:w="2160"/>
+            <w:tcW w:type="dxa" w:w="2480"/>
           </w:tcPr>
           <w:p>
             <w:r>
@@ -2377,7 +2390,7 @@
       <w:tr>
         <w:tc>
           <w:tcPr>
-            <w:tcW w:type="dxa" w:w="2160"/>
+            <w:tcW w:type="dxa" w:w="2480"/>
           </w:tcPr>
           <w:p>
             <w:r>
@@ -2396,7 +2409,7 @@
         </w:tc>
         <w:tc>
           <w:tcPr>
-            <w:tcW w:type="dxa" w:w="2160"/>
+            <w:tcW w:type="dxa" w:w="2480"/>
           </w:tcPr>
           <w:p>
             <w:r>
@@ -2415,7 +2428,7 @@
         </w:tc>
         <w:tc>
           <w:tcPr>
-            <w:tcW w:type="dxa" w:w="2160"/>
+            <w:tcW w:type="dxa" w:w="2480"/>
           </w:tcPr>
           <w:p>
             <w:r>
@@ -2434,7 +2447,7 @@
         </w:tc>
         <w:tc>
           <w:tcPr>
-            <w:tcW w:type="dxa" w:w="2160"/>
+            <w:tcW w:type="dxa" w:w="2480"/>
           </w:tcPr>
           <w:p>
             <w:r>
@@ -2455,7 +2468,7 @@
       <w:tr>
         <w:tc>
           <w:tcPr>
-            <w:tcW w:type="dxa" w:w="2160"/>
+            <w:tcW w:type="dxa" w:w="2480"/>
           </w:tcPr>
           <w:p>
             <w:r>
@@ -2474,7 +2487,7 @@
         </w:tc>
         <w:tc>
           <w:tcPr>
-            <w:tcW w:type="dxa" w:w="2160"/>
+            <w:tcW w:type="dxa" w:w="2480"/>
           </w:tcPr>
           <w:p>
             <w:r>
@@ -2493,7 +2506,7 @@
         </w:tc>
         <w:tc>
           <w:tcPr>
-            <w:tcW w:type="dxa" w:w="2160"/>
+            <w:tcW w:type="dxa" w:w="2480"/>
           </w:tcPr>
           <w:p>
             <w:r>
@@ -2512,7 +2525,7 @@
         </w:tc>
         <w:tc>
           <w:tcPr>
-            <w:tcW w:type="dxa" w:w="2160"/>
+            <w:tcW w:type="dxa" w:w="2480"/>
           </w:tcPr>
           <w:p>
             <w:r>
@@ -2533,7 +2546,7 @@
       <w:tr>
         <w:tc>
           <w:tcPr>
-            <w:tcW w:type="dxa" w:w="2160"/>
+            <w:tcW w:type="dxa" w:w="2480"/>
           </w:tcPr>
           <w:p>
             <w:r>
@@ -2552,7 +2565,7 @@
         </w:tc>
         <w:tc>
           <w:tcPr>
-            <w:tcW w:type="dxa" w:w="2160"/>
+            <w:tcW w:type="dxa" w:w="2480"/>
           </w:tcPr>
           <w:p>
             <w:r>
@@ -2571,7 +2584,7 @@
         </w:tc>
         <w:tc>
           <w:tcPr>
-            <w:tcW w:type="dxa" w:w="2160"/>
+            <w:tcW w:type="dxa" w:w="2480"/>
           </w:tcPr>
           <w:p>
             <w:r>
@@ -2590,7 +2603,7 @@
         </w:tc>
         <w:tc>
           <w:tcPr>
-            <w:tcW w:type="dxa" w:w="2160"/>
+            <w:tcW w:type="dxa" w:w="2480"/>
           </w:tcPr>
           <w:p>
             <w:r>
@@ -2611,7 +2624,7 @@
       <w:tr>
         <w:tc>
           <w:tcPr>
-            <w:tcW w:type="dxa" w:w="2160"/>
+            <w:tcW w:type="dxa" w:w="2480"/>
           </w:tcPr>
           <w:p>
             <w:r>
@@ -2630,7 +2643,7 @@
         </w:tc>
         <w:tc>
           <w:tcPr>
-            <w:tcW w:type="dxa" w:w="2160"/>
+            <w:tcW w:type="dxa" w:w="2480"/>
           </w:tcPr>
           <w:p>
             <w:r>
@@ -2649,7 +2662,7 @@
         </w:tc>
         <w:tc>
           <w:tcPr>
-            <w:tcW w:type="dxa" w:w="2160"/>
+            <w:tcW w:type="dxa" w:w="2480"/>
           </w:tcPr>
           <w:p>
             <w:r>
@@ -2668,7 +2681,7 @@
         </w:tc>
         <w:tc>
           <w:tcPr>
-            <w:tcW w:type="dxa" w:w="2160"/>
+            <w:tcW w:type="dxa" w:w="2480"/>
           </w:tcPr>
           <w:p>
             <w:r>
@@ -2689,7 +2702,7 @@
       <w:tr>
         <w:tc>
           <w:tcPr>
-            <w:tcW w:type="dxa" w:w="2160"/>
+            <w:tcW w:type="dxa" w:w="2480"/>
           </w:tcPr>
           <w:p>
             <w:r>
@@ -2708,7 +2721,7 @@
         </w:tc>
         <w:tc>
           <w:tcPr>
-            <w:tcW w:type="dxa" w:w="2160"/>
+            <w:tcW w:type="dxa" w:w="2480"/>
           </w:tcPr>
           <w:p>
             <w:r>
@@ -2741,7 +2754,7 @@
         </w:tc>
         <w:tc>
           <w:tcPr>
-            <w:tcW w:type="dxa" w:w="2160"/>
+            <w:tcW w:type="dxa" w:w="2480"/>
           </w:tcPr>
           <w:p>
             <w:r>
@@ -2760,7 +2773,7 @@
         </w:tc>
         <w:tc>
           <w:tcPr>
-            <w:tcW w:type="dxa" w:w="2160"/>
+            <w:tcW w:type="dxa" w:w="2480"/>
           </w:tcPr>
           <w:p>
             <w:r>
@@ -2781,7 +2794,7 @@
       <w:tr>
         <w:tc>
           <w:tcPr>
-            <w:tcW w:type="dxa" w:w="2160"/>
+            <w:tcW w:type="dxa" w:w="2480"/>
           </w:tcPr>
           <w:p>
             <w:r>
@@ -2800,7 +2813,7 @@
         </w:tc>
         <w:tc>
           <w:tcPr>
-            <w:tcW w:type="dxa" w:w="2160"/>
+            <w:tcW w:type="dxa" w:w="2480"/>
           </w:tcPr>
           <w:p>
             <w:r>
@@ -2819,7 +2832,7 @@
         </w:tc>
         <w:tc>
           <w:tcPr>
-            <w:tcW w:type="dxa" w:w="2160"/>
+            <w:tcW w:type="dxa" w:w="2480"/>
           </w:tcPr>
           <w:p>
             <w:r>
@@ -2838,7 +2851,7 @@
         </w:tc>
         <w:tc>
           <w:tcPr>
-            <w:tcW w:type="dxa" w:w="2160"/>
+            <w:tcW w:type="dxa" w:w="2480"/>
           </w:tcPr>
           <w:p>
             <w:r>
@@ -2859,7 +2872,7 @@
       <w:tr>
         <w:tc>
           <w:tcPr>
-            <w:tcW w:type="dxa" w:w="2160"/>
+            <w:tcW w:type="dxa" w:w="2480"/>
           </w:tcPr>
           <w:p>
             <w:r>
@@ -2878,7 +2891,7 @@
         </w:tc>
         <w:tc>
           <w:tcPr>
-            <w:tcW w:type="dxa" w:w="2160"/>
+            <w:tcW w:type="dxa" w:w="2480"/>
           </w:tcPr>
           <w:p>
             <w:r>
@@ -2897,7 +2910,7 @@
         </w:tc>
         <w:tc>
           <w:tcPr>
-            <w:tcW w:type="dxa" w:w="2160"/>
+            <w:tcW w:type="dxa" w:w="2480"/>
           </w:tcPr>
           <w:p>
             <w:r>
@@ -2916,7 +2929,7 @@
         </w:tc>
         <w:tc>
           <w:tcPr>
-            <w:tcW w:type="dxa" w:w="2160"/>
+            <w:tcW w:type="dxa" w:w="2480"/>
           </w:tcPr>
           <w:p>
             <w:r>
@@ -2937,7 +2950,7 @@
       <w:tr>
         <w:tc>
           <w:tcPr>
-            <w:tcW w:type="dxa" w:w="2160"/>
+            <w:tcW w:type="dxa" w:w="2480"/>
           </w:tcPr>
           <w:p>
             <w:r>
@@ -2956,7 +2969,7 @@
         </w:tc>
         <w:tc>
           <w:tcPr>
-            <w:tcW w:type="dxa" w:w="2160"/>
+            <w:tcW w:type="dxa" w:w="2480"/>
           </w:tcPr>
           <w:p>
             <w:r>
@@ -2975,7 +2988,7 @@
         </w:tc>
         <w:tc>
           <w:tcPr>
-            <w:tcW w:type="dxa" w:w="2160"/>
+            <w:tcW w:type="dxa" w:w="2480"/>
           </w:tcPr>
           <w:p>
             <w:r>
@@ -2994,7 +3007,7 @@
         </w:tc>
         <w:tc>
           <w:tcPr>
-            <w:tcW w:type="dxa" w:w="2160"/>
+            <w:tcW w:type="dxa" w:w="2480"/>
           </w:tcPr>
           <w:p>
             <w:r>
@@ -3015,7 +3028,7 @@
       <w:tr>
         <w:tc>
           <w:tcPr>
-            <w:tcW w:type="dxa" w:w="2160"/>
+            <w:tcW w:type="dxa" w:w="2480"/>
           </w:tcPr>
           <w:p>
             <w:r>
@@ -3041,7 +3054,7 @@
         </w:tc>
         <w:tc>
           <w:tcPr>
-            <w:tcW w:type="dxa" w:w="2160"/>
+            <w:tcW w:type="dxa" w:w="2480"/>
           </w:tcPr>
           <w:p>
             <w:r>
@@ -3088,7 +3101,7 @@
         </w:tc>
         <w:tc>
           <w:tcPr>
-            <w:tcW w:type="dxa" w:w="2160"/>
+            <w:tcW w:type="dxa" w:w="2480"/>
           </w:tcPr>
           <w:p>
             <w:r>
@@ -3107,7 +3120,7 @@
         </w:tc>
         <w:tc>
           <w:tcPr>
-            <w:tcW w:type="dxa" w:w="2160"/>
+            <w:tcW w:type="dxa" w:w="2480"/>
           </w:tcPr>
           <w:p>
             <w:r>
@@ -3128,7 +3141,7 @@
       <w:tr>
         <w:tc>
           <w:tcPr>
-            <w:tcW w:type="dxa" w:w="2160"/>
+            <w:tcW w:type="dxa" w:w="2480"/>
           </w:tcPr>
           <w:p>
             <w:r>
@@ -3147,7 +3160,7 @@
         </w:tc>
         <w:tc>
           <w:tcPr>
-            <w:tcW w:type="dxa" w:w="2160"/>
+            <w:tcW w:type="dxa" w:w="2480"/>
           </w:tcPr>
           <w:p>
             <w:r>
@@ -3166,7 +3179,7 @@
         </w:tc>
         <w:tc>
           <w:tcPr>
-            <w:tcW w:type="dxa" w:w="2160"/>
+            <w:tcW w:type="dxa" w:w="2480"/>
           </w:tcPr>
           <w:p>
             <w:r>
@@ -3185,7 +3198,7 @@
         </w:tc>
         <w:tc>
           <w:tcPr>
-            <w:tcW w:type="dxa" w:w="2160"/>
+            <w:tcW w:type="dxa" w:w="2480"/>
           </w:tcPr>
           <w:p>
             <w:r>
@@ -3206,7 +3219,7 @@
       <w:tr>
         <w:tc>
           <w:tcPr>
-            <w:tcW w:type="dxa" w:w="2160"/>
+            <w:tcW w:type="dxa" w:w="2480"/>
           </w:tcPr>
           <w:p>
             <w:r>
@@ -3225,7 +3238,7 @@
         </w:tc>
         <w:tc>
           <w:tcPr>
-            <w:tcW w:type="dxa" w:w="2160"/>
+            <w:tcW w:type="dxa" w:w="2480"/>
           </w:tcPr>
           <w:p>
             <w:r>
@@ -3244,7 +3257,7 @@
         </w:tc>
         <w:tc>
           <w:tcPr>
-            <w:tcW w:type="dxa" w:w="2160"/>
+            <w:tcW w:type="dxa" w:w="2480"/>
           </w:tcPr>
           <w:p>
             <w:r>
@@ -3263,7 +3276,7 @@
         </w:tc>
         <w:tc>
           <w:tcPr>
-            <w:tcW w:type="dxa" w:w="2160"/>
+            <w:tcW w:type="dxa" w:w="2480"/>
           </w:tcPr>
           <w:p>
             <w:r>
@@ -3284,7 +3297,7 @@
       <w:tr>
         <w:tc>
           <w:tcPr>
-            <w:tcW w:type="dxa" w:w="2160"/>
+            <w:tcW w:type="dxa" w:w="2480"/>
           </w:tcPr>
           <w:p>
             <w:r>
@@ -3304,7 +3317,7 @@
         </w:tc>
         <w:tc>
           <w:tcPr>
-            <w:tcW w:type="dxa" w:w="2160"/>
+            <w:tcW w:type="dxa" w:w="2480"/>
           </w:tcPr>
           <w:p>
             <w:r>
@@ -3316,7 +3329,7 @@
         </w:tc>
         <w:tc>
           <w:tcPr>
-            <w:tcW w:type="dxa" w:w="2160"/>
+            <w:tcW w:type="dxa" w:w="2480"/>
           </w:tcPr>
           <w:p>
             <w:r>
@@ -3336,7 +3349,7 @@
         </w:tc>
         <w:tc>
           <w:tcPr>
-            <w:tcW w:type="dxa" w:w="2160"/>
+            <w:tcW w:type="dxa" w:w="2480"/>
           </w:tcPr>
           <w:p>
             <w:r>
@@ -3455,35 +3468,35 @@
       <w:tblPr>
         <w:tblStyle w:val="TableGrid"/>
         <w:tblW w:type="auto" w:w="0"/>
-        <w:tblLayout w:type="autofit"/>
+        <w:tblLayout w:type="fixed"/>
         <w:tblLook w:firstColumn="1" w:firstRow="1" w:lastColumn="0" w:lastRow="0" w:noHBand="0" w:noVBand="1" w:val="04A0"/>
       </w:tblPr>
       <w:tblGrid>
-        <w:gridCol w:w="1440"/>
-        <w:gridCol w:w="1440"/>
-        <w:gridCol w:w="1440"/>
-        <w:gridCol w:w="1440"/>
-        <w:gridCol w:w="1440"/>
-        <w:gridCol w:w="1440"/>
+        <w:gridCol w:w="1654"/>
+        <w:gridCol w:w="1654"/>
+        <w:gridCol w:w="1654"/>
+        <w:gridCol w:w="1654"/>
+        <w:gridCol w:w="1654"/>
+        <w:gridCol w:w="1654"/>
       </w:tblGrid>
       <w:tr>
         <w:tc>
           <w:tcPr>
-            <w:tcW w:type="dxa" w:w="1440"/>
+            <w:tcW w:type="dxa" w:w="1654"/>
             <w:shd w:fill="D9E2F3"/>
           </w:tcPr>
           <w:p>
             <w:r>
               <w:rPr>
                 <w:b/>
-                <w:sz w:val="18"/>
+                <w:sz w:val="17"/>
               </w:rPr>
             </w:r>
             <w:r>
               <w:rPr>
                 <w:rFonts w:ascii="Yu Gothic" w:hAnsi="Yu Gothic" w:eastAsia="Yu Gothic"/>
                 <w:b/>
-                <w:sz w:val="18"/>
+                <w:sz w:val="17"/>
               </w:rPr>
               <w:t>Blueprint</w:t>
             </w:r>
@@ -3491,21 +3504,21 @@
         </w:tc>
         <w:tc>
           <w:tcPr>
-            <w:tcW w:type="dxa" w:w="1440"/>
+            <w:tcW w:type="dxa" w:w="1654"/>
             <w:shd w:fill="D9E2F3"/>
           </w:tcPr>
           <w:p>
             <w:r>
               <w:rPr>
                 <w:b/>
-                <w:sz w:val="18"/>
+                <w:sz w:val="17"/>
               </w:rPr>
             </w:r>
             <w:r>
               <w:rPr>
                 <w:rFonts w:ascii="Yu Gothic" w:hAnsi="Yu Gothic" w:eastAsia="Yu Gothic"/>
                 <w:b/>
-                <w:sz w:val="18"/>
+                <w:sz w:val="17"/>
               </w:rPr>
               <w:t>EP数</w:t>
             </w:r>
@@ -3513,21 +3526,21 @@
         </w:tc>
         <w:tc>
           <w:tcPr>
-            <w:tcW w:type="dxa" w:w="1440"/>
+            <w:tcW w:type="dxa" w:w="1654"/>
             <w:shd w:fill="D9E2F3"/>
           </w:tcPr>
           <w:p>
             <w:r>
               <w:rPr>
                 <w:b/>
-                <w:sz w:val="18"/>
+                <w:sz w:val="17"/>
               </w:rPr>
             </w:r>
             <w:r>
               <w:rPr>
                 <w:rFonts w:ascii="Yu Gothic" w:hAnsi="Yu Gothic" w:eastAsia="Yu Gothic"/>
                 <w:b/>
-                <w:sz w:val="18"/>
+                <w:sz w:val="17"/>
               </w:rPr>
               <w:t>Blueprint</w:t>
             </w:r>
@@ -3535,21 +3548,21 @@
         </w:tc>
         <w:tc>
           <w:tcPr>
-            <w:tcW w:type="dxa" w:w="1440"/>
+            <w:tcW w:type="dxa" w:w="1654"/>
             <w:shd w:fill="D9E2F3"/>
           </w:tcPr>
           <w:p>
             <w:r>
               <w:rPr>
                 <w:b/>
-                <w:sz w:val="18"/>
+                <w:sz w:val="17"/>
               </w:rPr>
             </w:r>
             <w:r>
               <w:rPr>
                 <w:rFonts w:ascii="Yu Gothic" w:hAnsi="Yu Gothic" w:eastAsia="Yu Gothic"/>
                 <w:b/>
-                <w:sz w:val="18"/>
+                <w:sz w:val="17"/>
               </w:rPr>
               <w:t>EP数</w:t>
             </w:r>
@@ -3557,21 +3570,21 @@
         </w:tc>
         <w:tc>
           <w:tcPr>
-            <w:tcW w:type="dxa" w:w="1440"/>
+            <w:tcW w:type="dxa" w:w="1654"/>
             <w:shd w:fill="D9E2F3"/>
           </w:tcPr>
           <w:p>
             <w:r>
               <w:rPr>
                 <w:b/>
-                <w:sz w:val="18"/>
+                <w:sz w:val="17"/>
               </w:rPr>
             </w:r>
             <w:r>
               <w:rPr>
                 <w:rFonts w:ascii="Yu Gothic" w:hAnsi="Yu Gothic" w:eastAsia="Yu Gothic"/>
                 <w:b/>
-                <w:sz w:val="18"/>
+                <w:sz w:val="17"/>
               </w:rPr>
               <w:t>Blueprint</w:t>
             </w:r>
@@ -3579,21 +3592,21 @@
         </w:tc>
         <w:tc>
           <w:tcPr>
-            <w:tcW w:type="dxa" w:w="1440"/>
+            <w:tcW w:type="dxa" w:w="1654"/>
             <w:shd w:fill="D9E2F3"/>
           </w:tcPr>
           <w:p>
             <w:r>
               <w:rPr>
                 <w:b/>
-                <w:sz w:val="18"/>
+                <w:sz w:val="17"/>
               </w:rPr>
             </w:r>
             <w:r>
               <w:rPr>
                 <w:rFonts w:ascii="Yu Gothic" w:hAnsi="Yu Gothic" w:eastAsia="Yu Gothic"/>
                 <w:b/>
-                <w:sz w:val="18"/>
+                <w:sz w:val="17"/>
               </w:rPr>
               <w:t>EP数</w:t>
             </w:r>
@@ -3603,18 +3616,18 @@
       <w:tr>
         <w:tc>
           <w:tcPr>
-            <w:tcW w:type="dxa" w:w="1440"/>
+            <w:tcW w:type="dxa" w:w="1654"/>
           </w:tcPr>
           <w:p>
             <w:r>
               <w:rPr>
-                <w:sz w:val="18"/>
+                <w:sz w:val="17"/>
               </w:rPr>
             </w:r>
             <w:r>
               <w:rPr>
                 <w:rFonts w:ascii="Yu Gothic" w:hAnsi="Yu Gothic" w:eastAsia="Yu Gothic"/>
-                <w:sz w:val="18"/>
+                <w:sz w:val="17"/>
               </w:rPr>
               <w:t>account</w:t>
             </w:r>
@@ -3622,18 +3635,18 @@
         </w:tc>
         <w:tc>
           <w:tcPr>
-            <w:tcW w:type="dxa" w:w="1440"/>
+            <w:tcW w:type="dxa" w:w="1654"/>
           </w:tcPr>
           <w:p>
             <w:r>
               <w:rPr>
-                <w:sz w:val="18"/>
+                <w:sz w:val="17"/>
               </w:rPr>
             </w:r>
             <w:r>
               <w:rPr>
                 <w:rFonts w:ascii="Yu Gothic" w:hAnsi="Yu Gothic" w:eastAsia="Yu Gothic"/>
-                <w:sz w:val="18"/>
+                <w:sz w:val="17"/>
               </w:rPr>
               <w:t>19</w:t>
             </w:r>
@@ -3641,18 +3654,18 @@
         </w:tc>
         <w:tc>
           <w:tcPr>
-            <w:tcW w:type="dxa" w:w="1440"/>
+            <w:tcW w:type="dxa" w:w="1654"/>
           </w:tcPr>
           <w:p>
             <w:r>
               <w:rPr>
-                <w:sz w:val="18"/>
+                <w:sz w:val="17"/>
               </w:rPr>
             </w:r>
             <w:r>
               <w:rPr>
                 <w:rFonts w:ascii="Yu Gothic" w:hAnsi="Yu Gothic" w:eastAsia="Yu Gothic"/>
-                <w:sz w:val="18"/>
+                <w:sz w:val="17"/>
               </w:rPr>
               <w:t>history</w:t>
             </w:r>
@@ -3660,18 +3673,18 @@
         </w:tc>
         <w:tc>
           <w:tcPr>
-            <w:tcW w:type="dxa" w:w="1440"/>
+            <w:tcW w:type="dxa" w:w="1654"/>
           </w:tcPr>
           <w:p>
             <w:r>
               <w:rPr>
-                <w:sz w:val="18"/>
+                <w:sz w:val="17"/>
               </w:rPr>
             </w:r>
             <w:r>
               <w:rPr>
                 <w:rFonts w:ascii="Yu Gothic" w:hAnsi="Yu Gothic" w:eastAsia="Yu Gothic"/>
-                <w:sz w:val="18"/>
+                <w:sz w:val="17"/>
               </w:rPr>
               <w:t>7</w:t>
             </w:r>
@@ -3679,18 +3692,18 @@
         </w:tc>
         <w:tc>
           <w:tcPr>
-            <w:tcW w:type="dxa" w:w="1440"/>
+            <w:tcW w:type="dxa" w:w="1654"/>
           </w:tcPr>
           <w:p>
             <w:r>
               <w:rPr>
-                <w:sz w:val="18"/>
+                <w:sz w:val="17"/>
               </w:rPr>
             </w:r>
             <w:r>
               <w:rPr>
                 <w:rFonts w:ascii="Yu Gothic" w:hAnsi="Yu Gothic" w:eastAsia="Yu Gothic"/>
-                <w:sz w:val="18"/>
+                <w:sz w:val="17"/>
               </w:rPr>
               <w:t>schedule</w:t>
             </w:r>
@@ -3698,18 +3711,18 @@
         </w:tc>
         <w:tc>
           <w:tcPr>
-            <w:tcW w:type="dxa" w:w="1440"/>
+            <w:tcW w:type="dxa" w:w="1654"/>
           </w:tcPr>
           <w:p>
             <w:r>
               <w:rPr>
-                <w:sz w:val="18"/>
+                <w:sz w:val="17"/>
               </w:rPr>
             </w:r>
             <w:r>
               <w:rPr>
                 <w:rFonts w:ascii="Yu Gothic" w:hAnsi="Yu Gothic" w:eastAsia="Yu Gothic"/>
-                <w:sz w:val="18"/>
+                <w:sz w:val="17"/>
               </w:rPr>
               <w:t>6</w:t>
             </w:r>
@@ -3719,18 +3732,18 @@
       <w:tr>
         <w:tc>
           <w:tcPr>
-            <w:tcW w:type="dxa" w:w="1440"/>
+            <w:tcW w:type="dxa" w:w="1654"/>
           </w:tcPr>
           <w:p>
             <w:r>
               <w:rPr>
-                <w:sz w:val="18"/>
+                <w:sz w:val="17"/>
               </w:rPr>
             </w:r>
             <w:r>
               <w:rPr>
                 <w:rFonts w:ascii="Yu Gothic" w:hAnsi="Yu Gothic" w:eastAsia="Yu Gothic"/>
-                <w:sz w:val="18"/>
+                <w:sz w:val="17"/>
               </w:rPr>
               <w:t>admin</w:t>
             </w:r>
@@ -3738,18 +3751,18 @@
         </w:tc>
         <w:tc>
           <w:tcPr>
-            <w:tcW w:type="dxa" w:w="1440"/>
+            <w:tcW w:type="dxa" w:w="1654"/>
           </w:tcPr>
           <w:p>
             <w:r>
               <w:rPr>
-                <w:sz w:val="18"/>
+                <w:sz w:val="17"/>
               </w:rPr>
             </w:r>
             <w:r>
               <w:rPr>
                 <w:rFonts w:ascii="Yu Gothic" w:hAnsi="Yu Gothic" w:eastAsia="Yu Gothic"/>
-                <w:sz w:val="18"/>
+                <w:sz w:val="17"/>
               </w:rPr>
               <w:t>5</w:t>
             </w:r>
@@ -3757,18 +3770,18 @@
         </w:tc>
         <w:tc>
           <w:tcPr>
-            <w:tcW w:type="dxa" w:w="1440"/>
+            <w:tcW w:type="dxa" w:w="1654"/>
           </w:tcPr>
           <w:p>
             <w:r>
               <w:rPr>
-                <w:sz w:val="18"/>
+                <w:sz w:val="17"/>
               </w:rPr>
             </w:r>
             <w:r>
               <w:rPr>
                 <w:rFonts w:ascii="Yu Gothic" w:hAnsi="Yu Gothic" w:eastAsia="Yu Gothic"/>
-                <w:sz w:val="18"/>
+                <w:sz w:val="17"/>
               </w:rPr>
               <w:t>llm_chat</w:t>
             </w:r>
@@ -3776,18 +3789,18 @@
         </w:tc>
         <w:tc>
           <w:tcPr>
-            <w:tcW w:type="dxa" w:w="1440"/>
+            <w:tcW w:type="dxa" w:w="1654"/>
           </w:tcPr>
           <w:p>
             <w:r>
               <w:rPr>
-                <w:sz w:val="18"/>
+                <w:sz w:val="17"/>
               </w:rPr>
             </w:r>
             <w:r>
               <w:rPr>
                 <w:rFonts w:ascii="Yu Gothic" w:hAnsi="Yu Gothic" w:eastAsia="Yu Gothic"/>
-                <w:sz w:val="18"/>
+                <w:sz w:val="17"/>
               </w:rPr>
               <w:t>1</w:t>
             </w:r>
@@ -3795,18 +3808,18 @@
         </w:tc>
         <w:tc>
           <w:tcPr>
-            <w:tcW w:type="dxa" w:w="1440"/>
+            <w:tcW w:type="dxa" w:w="1654"/>
           </w:tcPr>
           <w:p>
             <w:r>
               <w:rPr>
-                <w:sz w:val="18"/>
+                <w:sz w:val="17"/>
               </w:rPr>
             </w:r>
             <w:r>
               <w:rPr>
                 <w:rFonts w:ascii="Yu Gothic" w:hAnsi="Yu Gothic" w:eastAsia="Yu Gothic"/>
-                <w:sz w:val="18"/>
+                <w:sz w:val="17"/>
               </w:rPr>
               <w:t>settings</w:t>
             </w:r>
@@ -3814,18 +3827,18 @@
         </w:tc>
         <w:tc>
           <w:tcPr>
-            <w:tcW w:type="dxa" w:w="1440"/>
+            <w:tcW w:type="dxa" w:w="1654"/>
           </w:tcPr>
           <w:p>
             <w:r>
               <w:rPr>
-                <w:sz w:val="18"/>
+                <w:sz w:val="17"/>
               </w:rPr>
             </w:r>
             <w:r>
               <w:rPr>
                 <w:rFonts w:ascii="Yu Gothic" w:hAnsi="Yu Gothic" w:eastAsia="Yu Gothic"/>
-                <w:sz w:val="18"/>
+                <w:sz w:val="17"/>
               </w:rPr>
               <w:t>8</w:t>
             </w:r>
@@ -3835,18 +3848,18 @@
       <w:tr>
         <w:tc>
           <w:tcPr>
-            <w:tcW w:type="dxa" w:w="1440"/>
+            <w:tcW w:type="dxa" w:w="1654"/>
           </w:tcPr>
           <w:p>
             <w:r>
               <w:rPr>
-                <w:sz w:val="18"/>
+                <w:sz w:val="17"/>
               </w:rPr>
             </w:r>
             <w:r>
               <w:rPr>
                 <w:rFonts w:ascii="Yu Gothic" w:hAnsi="Yu Gothic" w:eastAsia="Yu Gothic"/>
-                <w:sz w:val="18"/>
+                <w:sz w:val="17"/>
               </w:rPr>
               <w:t>api_v1</w:t>
             </w:r>
@@ -3854,18 +3867,18 @@
         </w:tc>
         <w:tc>
           <w:tcPr>
-            <w:tcW w:type="dxa" w:w="1440"/>
+            <w:tcW w:type="dxa" w:w="1654"/>
           </w:tcPr>
           <w:p>
             <w:r>
               <w:rPr>
-                <w:sz w:val="18"/>
+                <w:sz w:val="17"/>
               </w:rPr>
             </w:r>
             <w:r>
               <w:rPr>
                 <w:rFonts w:ascii="Yu Gothic" w:hAnsi="Yu Gothic" w:eastAsia="Yu Gothic"/>
-                <w:sz w:val="18"/>
+                <w:sz w:val="17"/>
               </w:rPr>
               <w:t>11</w:t>
             </w:r>
@@ -3873,18 +3886,18 @@
         </w:tc>
         <w:tc>
           <w:tcPr>
-            <w:tcW w:type="dxa" w:w="1440"/>
+            <w:tcW w:type="dxa" w:w="1654"/>
           </w:tcPr>
           <w:p>
             <w:r>
               <w:rPr>
-                <w:sz w:val="18"/>
+                <w:sz w:val="17"/>
               </w:rPr>
             </w:r>
             <w:r>
               <w:rPr>
                 <w:rFonts w:ascii="Yu Gothic" w:hAnsi="Yu Gothic" w:eastAsia="Yu Gothic"/>
-                <w:sz w:val="18"/>
+                <w:sz w:val="17"/>
               </w:rPr>
               <w:t>login</w:t>
             </w:r>
@@ -3892,18 +3905,18 @@
         </w:tc>
         <w:tc>
           <w:tcPr>
-            <w:tcW w:type="dxa" w:w="1440"/>
+            <w:tcW w:type="dxa" w:w="1654"/>
           </w:tcPr>
           <w:p>
             <w:r>
               <w:rPr>
-                <w:sz w:val="18"/>
+                <w:sz w:val="17"/>
               </w:rPr>
             </w:r>
             <w:r>
               <w:rPr>
                 <w:rFonts w:ascii="Yu Gothic" w:hAnsi="Yu Gothic" w:eastAsia="Yu Gothic"/>
-                <w:sz w:val="18"/>
+                <w:sz w:val="17"/>
               </w:rPr>
               <w:t>7</w:t>
             </w:r>
@@ -3911,18 +3924,18 @@
         </w:tc>
         <w:tc>
           <w:tcPr>
-            <w:tcW w:type="dxa" w:w="1440"/>
+            <w:tcW w:type="dxa" w:w="1654"/>
           </w:tcPr>
           <w:p>
             <w:r>
               <w:rPr>
-                <w:sz w:val="18"/>
+                <w:sz w:val="17"/>
               </w:rPr>
             </w:r>
             <w:r>
               <w:rPr>
                 <w:rFonts w:ascii="Yu Gothic" w:hAnsi="Yu Gothic" w:eastAsia="Yu Gothic"/>
-                <w:sz w:val="18"/>
+                <w:sz w:val="17"/>
               </w:rPr>
               <w:t>site</w:t>
             </w:r>
@@ -3930,18 +3943,18 @@
         </w:tc>
         <w:tc>
           <w:tcPr>
-            <w:tcW w:type="dxa" w:w="1440"/>
+            <w:tcW w:type="dxa" w:w="1654"/>
           </w:tcPr>
           <w:p>
             <w:r>
               <w:rPr>
-                <w:sz w:val="18"/>
+                <w:sz w:val="17"/>
               </w:rPr>
             </w:r>
             <w:r>
               <w:rPr>
                 <w:rFonts w:ascii="Yu Gothic" w:hAnsi="Yu Gothic" w:eastAsia="Yu Gothic"/>
-                <w:sz w:val="18"/>
+                <w:sz w:val="17"/>
               </w:rPr>
               <w:t>1</w:t>
             </w:r>
@@ -3951,18 +3964,18 @@
       <w:tr>
         <w:tc>
           <w:tcPr>
-            <w:tcW w:type="dxa" w:w="1440"/>
+            <w:tcW w:type="dxa" w:w="1654"/>
           </w:tcPr>
           <w:p>
             <w:r>
               <w:rPr>
-                <w:sz w:val="18"/>
+                <w:sz w:val="17"/>
               </w:rPr>
             </w:r>
             <w:r>
               <w:rPr>
                 <w:rFonts w:ascii="Yu Gothic" w:hAnsi="Yu Gothic" w:eastAsia="Yu Gothic"/>
-                <w:sz w:val="18"/>
+                <w:sz w:val="17"/>
               </w:rPr>
               <w:t>api_v1_schedule</w:t>
             </w:r>
@@ -3970,18 +3983,18 @@
         </w:tc>
         <w:tc>
           <w:tcPr>
-            <w:tcW w:type="dxa" w:w="1440"/>
+            <w:tcW w:type="dxa" w:w="1654"/>
           </w:tcPr>
           <w:p>
             <w:r>
               <w:rPr>
-                <w:sz w:val="18"/>
+                <w:sz w:val="17"/>
               </w:rPr>
             </w:r>
             <w:r>
               <w:rPr>
                 <w:rFonts w:ascii="Yu Gothic" w:hAnsi="Yu Gothic" w:eastAsia="Yu Gothic"/>
-                <w:sz w:val="18"/>
+                <w:sz w:val="17"/>
               </w:rPr>
               <w:t>5</w:t>
             </w:r>
@@ -3989,18 +4002,18 @@
         </w:tc>
         <w:tc>
           <w:tcPr>
-            <w:tcW w:type="dxa" w:w="1440"/>
+            <w:tcW w:type="dxa" w:w="1654"/>
           </w:tcPr>
           <w:p>
             <w:r>
               <w:rPr>
-                <w:sz w:val="18"/>
+                <w:sz w:val="17"/>
               </w:rPr>
             </w:r>
             <w:r>
               <w:rPr>
                 <w:rFonts w:ascii="Yu Gothic" w:hAnsi="Yu Gothic" w:eastAsia="Yu Gothic"/>
-                <w:sz w:val="18"/>
+                <w:sz w:val="17"/>
               </w:rPr>
               <w:t>metrics</w:t>
             </w:r>
@@ -4008,18 +4021,18 @@
         </w:tc>
         <w:tc>
           <w:tcPr>
-            <w:tcW w:type="dxa" w:w="1440"/>
+            <w:tcW w:type="dxa" w:w="1654"/>
           </w:tcPr>
           <w:p>
             <w:r>
               <w:rPr>
-                <w:sz w:val="18"/>
+                <w:sz w:val="17"/>
               </w:rPr>
             </w:r>
             <w:r>
               <w:rPr>
                 <w:rFonts w:ascii="Yu Gothic" w:hAnsi="Yu Gothic" w:eastAsia="Yu Gothic"/>
-                <w:sz w:val="18"/>
+                <w:sz w:val="17"/>
               </w:rPr>
               <w:t>1</w:t>
             </w:r>
@@ -4027,18 +4040,18 @@
         </w:tc>
         <w:tc>
           <w:tcPr>
-            <w:tcW w:type="dxa" w:w="1440"/>
+            <w:tcW w:type="dxa" w:w="1654"/>
           </w:tcPr>
           <w:p>
             <w:r>
               <w:rPr>
-                <w:sz w:val="18"/>
+                <w:sz w:val="17"/>
               </w:rPr>
             </w:r>
             <w:r>
               <w:rPr>
                 <w:rFonts w:ascii="Yu Gothic" w:hAnsi="Yu Gothic" w:eastAsia="Yu Gothic"/>
-                <w:sz w:val="18"/>
+                <w:sz w:val="17"/>
               </w:rPr>
               <w:t>tenant_admin</w:t>
             </w:r>
@@ -4046,18 +4059,18 @@
         </w:tc>
         <w:tc>
           <w:tcPr>
-            <w:tcW w:type="dxa" w:w="1440"/>
+            <w:tcW w:type="dxa" w:w="1654"/>
           </w:tcPr>
           <w:p>
             <w:r>
               <w:rPr>
-                <w:sz w:val="18"/>
+                <w:sz w:val="17"/>
               </w:rPr>
             </w:r>
             <w:r>
               <w:rPr>
                 <w:rFonts w:ascii="Yu Gothic" w:hAnsi="Yu Gothic" w:eastAsia="Yu Gothic"/>
-                <w:sz w:val="18"/>
+                <w:sz w:val="17"/>
               </w:rPr>
               <w:t>9</w:t>
             </w:r>
@@ -4067,18 +4080,18 @@
       <w:tr>
         <w:tc>
           <w:tcPr>
-            <w:tcW w:type="dxa" w:w="1440"/>
+            <w:tcW w:type="dxa" w:w="1654"/>
           </w:tcPr>
           <w:p>
             <w:r>
               <w:rPr>
-                <w:sz w:val="18"/>
+                <w:sz w:val="17"/>
               </w:rPr>
             </w:r>
             <w:r>
               <w:rPr>
                 <w:rFonts w:ascii="Yu Gothic" w:hAnsi="Yu Gothic" w:eastAsia="Yu Gothic"/>
-                <w:sz w:val="18"/>
+                <w:sz w:val="17"/>
               </w:rPr>
               <w:t>auto_run</w:t>
             </w:r>
@@ -4086,18 +4099,18 @@
         </w:tc>
         <w:tc>
           <w:tcPr>
-            <w:tcW w:type="dxa" w:w="1440"/>
+            <w:tcW w:type="dxa" w:w="1654"/>
           </w:tcPr>
           <w:p>
             <w:r>
               <w:rPr>
-                <w:sz w:val="18"/>
+                <w:sz w:val="17"/>
               </w:rPr>
             </w:r>
             <w:r>
               <w:rPr>
                 <w:rFonts w:ascii="Yu Gothic" w:hAnsi="Yu Gothic" w:eastAsia="Yu Gothic"/>
-                <w:sz w:val="18"/>
+                <w:sz w:val="17"/>
               </w:rPr>
               <w:t>10</w:t>
             </w:r>
@@ -4105,18 +4118,18 @@
         </w:tc>
         <w:tc>
           <w:tcPr>
-            <w:tcW w:type="dxa" w:w="1440"/>
+            <w:tcW w:type="dxa" w:w="1654"/>
           </w:tcPr>
           <w:p>
             <w:r>
               <w:rPr>
-                <w:sz w:val="18"/>
+                <w:sz w:val="17"/>
               </w:rPr>
             </w:r>
             <w:r>
               <w:rPr>
                 <w:rFonts w:ascii="Yu Gothic" w:hAnsi="Yu Gothic" w:eastAsia="Yu Gothic"/>
-                <w:sz w:val="18"/>
+                <w:sz w:val="17"/>
               </w:rPr>
               <w:t>oidc</w:t>
             </w:r>
@@ -4124,18 +4137,18 @@
         </w:tc>
         <w:tc>
           <w:tcPr>
-            <w:tcW w:type="dxa" w:w="1440"/>
+            <w:tcW w:type="dxa" w:w="1654"/>
           </w:tcPr>
           <w:p>
             <w:r>
               <w:rPr>
-                <w:sz w:val="18"/>
+                <w:sz w:val="17"/>
               </w:rPr>
             </w:r>
             <w:r>
               <w:rPr>
                 <w:rFonts w:ascii="Yu Gothic" w:hAnsi="Yu Gothic" w:eastAsia="Yu Gothic"/>
-                <w:sz w:val="18"/>
+                <w:sz w:val="17"/>
               </w:rPr>
               <w:t>2</w:t>
             </w:r>
@@ -4143,18 +4156,18 @@
         </w:tc>
         <w:tc>
           <w:tcPr>
-            <w:tcW w:type="dxa" w:w="1440"/>
+            <w:tcW w:type="dxa" w:w="1654"/>
           </w:tcPr>
           <w:p>
             <w:r>
               <w:rPr>
-                <w:sz w:val="18"/>
+                <w:sz w:val="17"/>
               </w:rPr>
             </w:r>
             <w:r>
               <w:rPr>
                 <w:rFonts w:ascii="Yu Gothic" w:hAnsi="Yu Gothic" w:eastAsia="Yu Gothic"/>
-                <w:sz w:val="18"/>
+                <w:sz w:val="17"/>
               </w:rPr>
               <w:t>traceability</w:t>
             </w:r>
@@ -4162,18 +4175,18 @@
         </w:tc>
         <w:tc>
           <w:tcPr>
-            <w:tcW w:type="dxa" w:w="1440"/>
+            <w:tcW w:type="dxa" w:w="1654"/>
           </w:tcPr>
           <w:p>
             <w:r>
               <w:rPr>
-                <w:sz w:val="18"/>
+                <w:sz w:val="17"/>
               </w:rPr>
             </w:r>
             <w:r>
               <w:rPr>
                 <w:rFonts w:ascii="Yu Gothic" w:hAnsi="Yu Gothic" w:eastAsia="Yu Gothic"/>
-                <w:sz w:val="18"/>
+                <w:sz w:val="17"/>
               </w:rPr>
               <w:t>2</w:t>
             </w:r>
@@ -4183,18 +4196,18 @@
       <w:tr>
         <w:tc>
           <w:tcPr>
-            <w:tcW w:type="dxa" w:w="1440"/>
+            <w:tcW w:type="dxa" w:w="1654"/>
           </w:tcPr>
           <w:p>
             <w:r>
               <w:rPr>
-                <w:sz w:val="18"/>
+                <w:sz w:val="17"/>
               </w:rPr>
             </w:r>
             <w:r>
               <w:rPr>
                 <w:rFonts w:ascii="Yu Gothic" w:hAnsi="Yu Gothic" w:eastAsia="Yu Gothic"/>
-                <w:sz w:val="18"/>
+                <w:sz w:val="17"/>
               </w:rPr>
               <w:t>autorun_report</w:t>
             </w:r>
@@ -4202,18 +4215,18 @@
         </w:tc>
         <w:tc>
           <w:tcPr>
-            <w:tcW w:type="dxa" w:w="1440"/>
+            <w:tcW w:type="dxa" w:w="1654"/>
           </w:tcPr>
           <w:p>
             <w:r>
               <w:rPr>
-                <w:sz w:val="18"/>
+                <w:sz w:val="17"/>
               </w:rPr>
             </w:r>
             <w:r>
               <w:rPr>
                 <w:rFonts w:ascii="Yu Gothic" w:hAnsi="Yu Gothic" w:eastAsia="Yu Gothic"/>
-                <w:sz w:val="18"/>
+                <w:sz w:val="17"/>
               </w:rPr>
               <w:t>2</w:t>
             </w:r>
@@ -4221,18 +4234,18 @@
         </w:tc>
         <w:tc>
           <w:tcPr>
-            <w:tcW w:type="dxa" w:w="1440"/>
+            <w:tcW w:type="dxa" w:w="1654"/>
           </w:tcPr>
           <w:p>
             <w:r>
               <w:rPr>
-                <w:sz w:val="18"/>
+                <w:sz w:val="17"/>
               </w:rPr>
             </w:r>
             <w:r>
               <w:rPr>
                 <w:rFonts w:ascii="Yu Gothic" w:hAnsi="Yu Gothic" w:eastAsia="Yu Gothic"/>
-                <w:sz w:val="18"/>
+                <w:sz w:val="17"/>
               </w:rPr>
               <w:t>pages</w:t>
             </w:r>
@@ -4240,18 +4253,18 @@
         </w:tc>
         <w:tc>
           <w:tcPr>
-            <w:tcW w:type="dxa" w:w="1440"/>
+            <w:tcW w:type="dxa" w:w="1654"/>
           </w:tcPr>
           <w:p>
             <w:r>
               <w:rPr>
-                <w:sz w:val="18"/>
+                <w:sz w:val="17"/>
               </w:rPr>
             </w:r>
             <w:r>
               <w:rPr>
                 <w:rFonts w:ascii="Yu Gothic" w:hAnsi="Yu Gothic" w:eastAsia="Yu Gothic"/>
-                <w:sz w:val="18"/>
+                <w:sz w:val="17"/>
               </w:rPr>
               <w:t>5</w:t>
             </w:r>
@@ -4259,18 +4272,18 @@
         </w:tc>
         <w:tc>
           <w:tcPr>
-            <w:tcW w:type="dxa" w:w="1440"/>
+            <w:tcW w:type="dxa" w:w="1654"/>
           </w:tcPr>
           <w:p>
             <w:r>
               <w:rPr>
-                <w:sz w:val="18"/>
+                <w:sz w:val="17"/>
               </w:rPr>
             </w:r>
             <w:r>
               <w:rPr>
                 <w:rFonts w:ascii="Yu Gothic" w:hAnsi="Yu Gothic" w:eastAsia="Yu Gothic"/>
-                <w:sz w:val="18"/>
+                <w:sz w:val="17"/>
               </w:rPr>
               <w:t>usage</w:t>
             </w:r>
@@ -4278,18 +4291,18 @@
         </w:tc>
         <w:tc>
           <w:tcPr>
-            <w:tcW w:type="dxa" w:w="1440"/>
+            <w:tcW w:type="dxa" w:w="1654"/>
           </w:tcPr>
           <w:p>
             <w:r>
               <w:rPr>
-                <w:sz w:val="18"/>
+                <w:sz w:val="17"/>
               </w:rPr>
             </w:r>
             <w:r>
               <w:rPr>
                 <w:rFonts w:ascii="Yu Gothic" w:hAnsi="Yu Gothic" w:eastAsia="Yu Gothic"/>
-                <w:sz w:val="18"/>
+                <w:sz w:val="17"/>
               </w:rPr>
               <w:t>2</w:t>
             </w:r>
@@ -4299,18 +4312,18 @@
       <w:tr>
         <w:tc>
           <w:tcPr>
-            <w:tcW w:type="dxa" w:w="1440"/>
+            <w:tcW w:type="dxa" w:w="1654"/>
           </w:tcPr>
           <w:p>
             <w:r>
               <w:rPr>
-                <w:sz w:val="18"/>
+                <w:sz w:val="17"/>
               </w:rPr>
             </w:r>
             <w:r>
               <w:rPr>
                 <w:rFonts w:ascii="Yu Gothic" w:hAnsi="Yu Gothic" w:eastAsia="Yu Gothic"/>
-                <w:sz w:val="18"/>
+                <w:sz w:val="17"/>
               </w:rPr>
               <w:t>autorun_stages</w:t>
             </w:r>
@@ -4318,18 +4331,18 @@
         </w:tc>
         <w:tc>
           <w:tcPr>
-            <w:tcW w:type="dxa" w:w="1440"/>
+            <w:tcW w:type="dxa" w:w="1654"/>
           </w:tcPr>
           <w:p>
             <w:r>
               <w:rPr>
-                <w:sz w:val="18"/>
+                <w:sz w:val="17"/>
               </w:rPr>
             </w:r>
             <w:r>
               <w:rPr>
                 <w:rFonts w:ascii="Yu Gothic" w:hAnsi="Yu Gothic" w:eastAsia="Yu Gothic"/>
-                <w:sz w:val="18"/>
+                <w:sz w:val="17"/>
               </w:rPr>
               <w:t>14</w:t>
             </w:r>
@@ -4337,18 +4350,18 @@
         </w:tc>
         <w:tc>
           <w:tcPr>
-            <w:tcW w:type="dxa" w:w="1440"/>
+            <w:tcW w:type="dxa" w:w="1654"/>
           </w:tcPr>
           <w:p>
             <w:r>
               <w:rPr>
-                <w:sz w:val="18"/>
+                <w:sz w:val="17"/>
               </w:rPr>
             </w:r>
             <w:r>
               <w:rPr>
                 <w:rFonts w:ascii="Yu Gothic" w:hAnsi="Yu Gothic" w:eastAsia="Yu Gothic"/>
-                <w:sz w:val="18"/>
+                <w:sz w:val="17"/>
               </w:rPr>
               <w:t>qa_process</w:t>
             </w:r>
@@ -4356,18 +4369,18 @@
         </w:tc>
         <w:tc>
           <w:tcPr>
-            <w:tcW w:type="dxa" w:w="1440"/>
+            <w:tcW w:type="dxa" w:w="1654"/>
           </w:tcPr>
           <w:p>
             <w:r>
               <w:rPr>
-                <w:sz w:val="18"/>
+                <w:sz w:val="17"/>
               </w:rPr>
             </w:r>
             <w:r>
               <w:rPr>
                 <w:rFonts w:ascii="Yu Gothic" w:hAnsi="Yu Gothic" w:eastAsia="Yu Gothic"/>
-                <w:sz w:val="18"/>
+                <w:sz w:val="17"/>
               </w:rPr>
               <w:t>17</w:t>
             </w:r>
@@ -4375,18 +4388,18 @@
         </w:tc>
         <w:tc>
           <w:tcPr>
-            <w:tcW w:type="dxa" w:w="1440"/>
+            <w:tcW w:type="dxa" w:w="1654"/>
           </w:tcPr>
           <w:p>
             <w:r>
               <w:rPr>
-                <w:sz w:val="18"/>
+                <w:sz w:val="17"/>
               </w:rPr>
             </w:r>
             <w:r>
               <w:rPr>
                 <w:rFonts w:ascii="Yu Gothic" w:hAnsi="Yu Gothic" w:eastAsia="Yu Gothic"/>
-                <w:sz w:val="18"/>
+                <w:sz w:val="17"/>
               </w:rPr>
               <w:t>viewpoints</w:t>
             </w:r>
@@ -4394,18 +4407,18 @@
         </w:tc>
         <w:tc>
           <w:tcPr>
-            <w:tcW w:type="dxa" w:w="1440"/>
+            <w:tcW w:type="dxa" w:w="1654"/>
           </w:tcPr>
           <w:p>
             <w:r>
               <w:rPr>
-                <w:sz w:val="18"/>
+                <w:sz w:val="17"/>
               </w:rPr>
             </w:r>
             <w:r>
               <w:rPr>
                 <w:rFonts w:ascii="Yu Gothic" w:hAnsi="Yu Gothic" w:eastAsia="Yu Gothic"/>
-                <w:sz w:val="18"/>
+                <w:sz w:val="17"/>
               </w:rPr>
               <w:t>37</w:t>
             </w:r>
@@ -4415,18 +4428,18 @@
       <w:tr>
         <w:tc>
           <w:tcPr>
-            <w:tcW w:type="dxa" w:w="1440"/>
+            <w:tcW w:type="dxa" w:w="1654"/>
           </w:tcPr>
           <w:p>
             <w:r>
               <w:rPr>
-                <w:sz w:val="18"/>
+                <w:sz w:val="17"/>
               </w:rPr>
             </w:r>
             <w:r>
               <w:rPr>
                 <w:rFonts w:ascii="Yu Gothic" w:hAnsi="Yu Gothic" w:eastAsia="Yu Gothic"/>
-                <w:sz w:val="18"/>
+                <w:sz w:val="17"/>
               </w:rPr>
               <w:t>crawl</w:t>
             </w:r>
@@ -4434,18 +4447,18 @@
         </w:tc>
         <w:tc>
           <w:tcPr>
-            <w:tcW w:type="dxa" w:w="1440"/>
+            <w:tcW w:type="dxa" w:w="1654"/>
           </w:tcPr>
           <w:p>
             <w:r>
               <w:rPr>
-                <w:sz w:val="18"/>
+                <w:sz w:val="17"/>
               </w:rPr>
             </w:r>
             <w:r>
               <w:rPr>
                 <w:rFonts w:ascii="Yu Gothic" w:hAnsi="Yu Gothic" w:eastAsia="Yu Gothic"/>
-                <w:sz w:val="18"/>
+                <w:sz w:val="17"/>
               </w:rPr>
               <w:t>5</w:t>
             </w:r>
@@ -4453,18 +4466,18 @@
         </w:tc>
         <w:tc>
           <w:tcPr>
-            <w:tcW w:type="dxa" w:w="1440"/>
+            <w:tcW w:type="dxa" w:w="1654"/>
           </w:tcPr>
           <w:p>
             <w:r>
               <w:rPr>
-                <w:sz w:val="18"/>
+                <w:sz w:val="17"/>
               </w:rPr>
             </w:r>
             <w:r>
               <w:rPr>
                 <w:rFonts w:ascii="Yu Gothic" w:hAnsi="Yu Gothic" w:eastAsia="Yu Gothic"/>
-                <w:sz w:val="18"/>
+                <w:sz w:val="17"/>
               </w:rPr>
               <w:t>report</w:t>
             </w:r>
@@ -4472,18 +4485,18 @@
         </w:tc>
         <w:tc>
           <w:tcPr>
-            <w:tcW w:type="dxa" w:w="1440"/>
+            <w:tcW w:type="dxa" w:w="1654"/>
           </w:tcPr>
           <w:p>
             <w:r>
               <w:rPr>
-                <w:sz w:val="18"/>
+                <w:sz w:val="17"/>
               </w:rPr>
             </w:r>
             <w:r>
               <w:rPr>
                 <w:rFonts w:ascii="Yu Gothic" w:hAnsi="Yu Gothic" w:eastAsia="Yu Gothic"/>
-                <w:sz w:val="18"/>
+                <w:sz w:val="17"/>
               </w:rPr>
               <w:t>10</w:t>
             </w:r>
@@ -4491,24 +4504,24 @@
         </w:tc>
         <w:tc>
           <w:tcPr>
-            <w:tcW w:type="dxa" w:w="1440"/>
+            <w:tcW w:type="dxa" w:w="1654"/>
           </w:tcPr>
           <w:p>
             <w:r>
               <w:rPr>
-                <w:sz w:val="18"/>
+                <w:sz w:val="17"/>
               </w:rPr>
             </w:r>
           </w:p>
         </w:tc>
         <w:tc>
           <w:tcPr>
-            <w:tcW w:type="dxa" w:w="1440"/>
+            <w:tcW w:type="dxa" w:w="1654"/>
           </w:tcPr>
           <w:p>
             <w:r>
               <w:rPr>
-                <w:sz w:val="18"/>
+                <w:sz w:val="17"/>
               </w:rPr>
             </w:r>
           </w:p>
@@ -4517,18 +4530,18 @@
       <w:tr>
         <w:tc>
           <w:tcPr>
-            <w:tcW w:type="dxa" w:w="1440"/>
+            <w:tcW w:type="dxa" w:w="1654"/>
           </w:tcPr>
           <w:p>
             <w:r>
               <w:rPr>
-                <w:sz w:val="18"/>
+                <w:sz w:val="17"/>
               </w:rPr>
             </w:r>
             <w:r>
               <w:rPr>
                 <w:rFonts w:ascii="Yu Gothic" w:hAnsi="Yu Gothic" w:eastAsia="Yu Gothic"/>
-                <w:sz w:val="18"/>
+                <w:sz w:val="17"/>
               </w:rPr>
               <w:t>discover</w:t>
             </w:r>
@@ -4536,18 +4549,18 @@
         </w:tc>
         <w:tc>
           <w:tcPr>
-            <w:tcW w:type="dxa" w:w="1440"/>
+            <w:tcW w:type="dxa" w:w="1654"/>
           </w:tcPr>
           <w:p>
             <w:r>
               <w:rPr>
-                <w:sz w:val="18"/>
+                <w:sz w:val="17"/>
               </w:rPr>
             </w:r>
             <w:r>
               <w:rPr>
                 <w:rFonts w:ascii="Yu Gothic" w:hAnsi="Yu Gothic" w:eastAsia="Yu Gothic"/>
-                <w:sz w:val="18"/>
+                <w:sz w:val="17"/>
               </w:rPr>
               <w:t>2</w:t>
             </w:r>
@@ -4555,18 +4568,18 @@
         </w:tc>
         <w:tc>
           <w:tcPr>
-            <w:tcW w:type="dxa" w:w="1440"/>
+            <w:tcW w:type="dxa" w:w="1654"/>
           </w:tcPr>
           <w:p>
             <w:r>
               <w:rPr>
-                <w:sz w:val="18"/>
+                <w:sz w:val="17"/>
               </w:rPr>
             </w:r>
             <w:r>
               <w:rPr>
                 <w:rFonts w:ascii="Yu Gothic" w:hAnsi="Yu Gothic" w:eastAsia="Yu Gothic"/>
-                <w:sz w:val="18"/>
+                <w:sz w:val="17"/>
               </w:rPr>
               <w:t>review</w:t>
             </w:r>
@@ -4574,18 +4587,18 @@
         </w:tc>
         <w:tc>
           <w:tcPr>
-            <w:tcW w:type="dxa" w:w="1440"/>
+            <w:tcW w:type="dxa" w:w="1654"/>
           </w:tcPr>
           <w:p>
             <w:r>
               <w:rPr>
-                <w:sz w:val="18"/>
+                <w:sz w:val="17"/>
               </w:rPr>
             </w:r>
             <w:r>
               <w:rPr>
                 <w:rFonts w:ascii="Yu Gothic" w:hAnsi="Yu Gothic" w:eastAsia="Yu Gothic"/>
-                <w:sz w:val="18"/>
+                <w:sz w:val="17"/>
               </w:rPr>
               <w:t>3</w:t>
             </w:r>
@@ -4593,24 +4606,24 @@
         </w:tc>
         <w:tc>
           <w:tcPr>
-            <w:tcW w:type="dxa" w:w="1440"/>
+            <w:tcW w:type="dxa" w:w="1654"/>
           </w:tcPr>
           <w:p>
             <w:r>
               <w:rPr>
-                <w:sz w:val="18"/>
+                <w:sz w:val="17"/>
               </w:rPr>
             </w:r>
           </w:p>
         </w:tc>
         <w:tc>
           <w:tcPr>
-            <w:tcW w:type="dxa" w:w="1440"/>
+            <w:tcW w:type="dxa" w:w="1654"/>
           </w:tcPr>
           <w:p>
             <w:r>
               <w:rPr>
-                <w:sz w:val="18"/>
+                <w:sz w:val="17"/>
               </w:rPr>
             </w:r>
           </w:p>
@@ -4619,42 +4632,42 @@
       <w:tr>
         <w:tc>
           <w:tcPr>
-            <w:tcW w:type="dxa" w:w="1440"/>
+            <w:tcW w:type="dxa" w:w="1654"/>
           </w:tcPr>
           <w:p>
             <w:r>
               <w:rPr>
-                <w:sz w:val="18"/>
+                <w:sz w:val="17"/>
               </w:rPr>
             </w:r>
           </w:p>
         </w:tc>
         <w:tc>
           <w:tcPr>
-            <w:tcW w:type="dxa" w:w="1440"/>
+            <w:tcW w:type="dxa" w:w="1654"/>
           </w:tcPr>
           <w:p>
             <w:r>
               <w:rPr>
-                <w:sz w:val="18"/>
+                <w:sz w:val="17"/>
               </w:rPr>
             </w:r>
           </w:p>
         </w:tc>
         <w:tc>
           <w:tcPr>
-            <w:tcW w:type="dxa" w:w="1440"/>
+            <w:tcW w:type="dxa" w:w="1654"/>
           </w:tcPr>
           <w:p>
             <w:r>
               <w:rPr>
-                <w:sz w:val="18"/>
+                <w:sz w:val="17"/>
               </w:rPr>
             </w:r>
             <w:r>
               <w:rPr>
                 <w:rFonts w:ascii="Yu Gothic" w:hAnsi="Yu Gothic" w:eastAsia="Yu Gothic"/>
-                <w:sz w:val="18"/>
+                <w:sz w:val="17"/>
               </w:rPr>
               <w:t>runs</w:t>
             </w:r>
@@ -4662,18 +4675,18 @@
         </w:tc>
         <w:tc>
           <w:tcPr>
-            <w:tcW w:type="dxa" w:w="1440"/>
+            <w:tcW w:type="dxa" w:w="1654"/>
           </w:tcPr>
           <w:p>
             <w:r>
               <w:rPr>
-                <w:sz w:val="18"/>
+                <w:sz w:val="17"/>
               </w:rPr>
             </w:r>
             <w:r>
               <w:rPr>
                 <w:rFonts w:ascii="Yu Gothic" w:hAnsi="Yu Gothic" w:eastAsia="Yu Gothic"/>
-                <w:sz w:val="18"/>
+                <w:sz w:val="17"/>
               </w:rPr>
               <w:t>5</w:t>
             </w:r>
@@ -4681,19 +4694,19 @@
         </w:tc>
         <w:tc>
           <w:tcPr>
-            <w:tcW w:type="dxa" w:w="1440"/>
+            <w:tcW w:type="dxa" w:w="1654"/>
           </w:tcPr>
           <w:p>
             <w:r>
               <w:rPr>
-                <w:sz w:val="18"/>
+                <w:sz w:val="17"/>
               </w:rPr>
             </w:r>
             <w:r>
               <w:rPr>
                 <w:rFonts w:ascii="Yu Gothic" w:hAnsi="Yu Gothic" w:eastAsia="Yu Gothic"/>
                 <w:b/>
-                <w:sz w:val="18"/>
+                <w:sz w:val="17"/>
               </w:rPr>
               <w:t>合計</w:t>
             </w:r>
@@ -4701,19 +4714,19 @@
         </w:tc>
         <w:tc>
           <w:tcPr>
-            <w:tcW w:type="dxa" w:w="1440"/>
+            <w:tcW w:type="dxa" w:w="1654"/>
           </w:tcPr>
           <w:p>
             <w:r>
               <w:rPr>
-                <w:sz w:val="18"/>
+                <w:sz w:val="17"/>
               </w:rPr>
             </w:r>
             <w:r>
               <w:rPr>
                 <w:rFonts w:ascii="Yu Gothic" w:hAnsi="Yu Gothic" w:eastAsia="Yu Gothic"/>
                 <w:b/>
-                <w:sz w:val="18"/>
+                <w:sz w:val="17"/>
               </w:rPr>
               <w:t>196</w:t>
             </w:r>
@@ -4814,20 +4827,20 @@
       <w:tblPr>
         <w:tblStyle w:val="TableGrid"/>
         <w:tblW w:type="auto" w:w="0"/>
-        <w:tblLayout w:type="autofit"/>
+        <w:tblLayout w:type="fixed"/>
         <w:tblLook w:firstColumn="1" w:firstRow="1" w:lastColumn="0" w:lastRow="0" w:noHBand="0" w:noVBand="1" w:val="04A0"/>
       </w:tblPr>
       <w:tblGrid>
-        <w:gridCol w:w="1728"/>
-        <w:gridCol w:w="1728"/>
-        <w:gridCol w:w="1728"/>
-        <w:gridCol w:w="1728"/>
-        <w:gridCol w:w="1728"/>
+        <w:gridCol w:w="1984"/>
+        <w:gridCol w:w="1984"/>
+        <w:gridCol w:w="1984"/>
+        <w:gridCol w:w="1984"/>
+        <w:gridCol w:w="1984"/>
       </w:tblGrid>
       <w:tr>
         <w:tc>
           <w:tcPr>
-            <w:tcW w:type="dxa" w:w="1728"/>
+            <w:tcW w:type="dxa" w:w="1984"/>
             <w:shd w:fill="D9E2F3"/>
           </w:tcPr>
           <w:p>
@@ -4849,7 +4862,7 @@
         </w:tc>
         <w:tc>
           <w:tcPr>
-            <w:tcW w:type="dxa" w:w="1728"/>
+            <w:tcW w:type="dxa" w:w="1984"/>
             <w:shd w:fill="D9E2F3"/>
           </w:tcPr>
           <w:p>
@@ -4871,7 +4884,7 @@
         </w:tc>
         <w:tc>
           <w:tcPr>
-            <w:tcW w:type="dxa" w:w="1728"/>
+            <w:tcW w:type="dxa" w:w="1984"/>
             <w:shd w:fill="D9E2F3"/>
           </w:tcPr>
           <w:p>
@@ -4893,7 +4906,7 @@
         </w:tc>
         <w:tc>
           <w:tcPr>
-            <w:tcW w:type="dxa" w:w="1728"/>
+            <w:tcW w:type="dxa" w:w="1984"/>
             <w:shd w:fill="D9E2F3"/>
           </w:tcPr>
           <w:p>
@@ -4915,7 +4928,7 @@
         </w:tc>
         <w:tc>
           <w:tcPr>
-            <w:tcW w:type="dxa" w:w="1728"/>
+            <w:tcW w:type="dxa" w:w="1984"/>
             <w:shd w:fill="D9E2F3"/>
           </w:tcPr>
           <w:p>
@@ -4939,7 +4952,7 @@
       <w:tr>
         <w:tc>
           <w:tcPr>
-            <w:tcW w:type="dxa" w:w="1728"/>
+            <w:tcW w:type="dxa" w:w="1984"/>
           </w:tcPr>
           <w:p>
             <w:r>
@@ -4958,7 +4971,7 @@
         </w:tc>
         <w:tc>
           <w:tcPr>
-            <w:tcW w:type="dxa" w:w="1728"/>
+            <w:tcW w:type="dxa" w:w="1984"/>
           </w:tcPr>
           <w:p>
             <w:r>
@@ -5005,7 +5018,7 @@
         </w:tc>
         <w:tc>
           <w:tcPr>
-            <w:tcW w:type="dxa" w:w="1728"/>
+            <w:tcW w:type="dxa" w:w="1984"/>
           </w:tcPr>
           <w:p>
             <w:r>
@@ -5038,7 +5051,7 @@
         </w:tc>
         <w:tc>
           <w:tcPr>
-            <w:tcW w:type="dxa" w:w="1728"/>
+            <w:tcW w:type="dxa" w:w="1984"/>
           </w:tcPr>
           <w:p>
             <w:r>
@@ -5057,7 +5070,7 @@
         </w:tc>
         <w:tc>
           <w:tcPr>
-            <w:tcW w:type="dxa" w:w="1728"/>
+            <w:tcW w:type="dxa" w:w="1984"/>
           </w:tcPr>
           <w:p>
             <w:r>
@@ -5078,7 +5091,7 @@
       <w:tr>
         <w:tc>
           <w:tcPr>
-            <w:tcW w:type="dxa" w:w="1728"/>
+            <w:tcW w:type="dxa" w:w="1984"/>
           </w:tcPr>
           <w:p>
             <w:r>
@@ -5097,7 +5110,7 @@
         </w:tc>
         <w:tc>
           <w:tcPr>
-            <w:tcW w:type="dxa" w:w="1728"/>
+            <w:tcW w:type="dxa" w:w="1984"/>
           </w:tcPr>
           <w:p>
             <w:r>
@@ -5144,7 +5157,7 @@
         </w:tc>
         <w:tc>
           <w:tcPr>
-            <w:tcW w:type="dxa" w:w="1728"/>
+            <w:tcW w:type="dxa" w:w="1984"/>
           </w:tcPr>
           <w:p>
             <w:r>
@@ -5163,7 +5176,7 @@
         </w:tc>
         <w:tc>
           <w:tcPr>
-            <w:tcW w:type="dxa" w:w="1728"/>
+            <w:tcW w:type="dxa" w:w="1984"/>
           </w:tcPr>
           <w:p>
             <w:r>
@@ -5182,7 +5195,7 @@
         </w:tc>
         <w:tc>
           <w:tcPr>
-            <w:tcW w:type="dxa" w:w="1728"/>
+            <w:tcW w:type="dxa" w:w="1984"/>
           </w:tcPr>
           <w:p>
             <w:r>
@@ -5203,7 +5216,7 @@
       <w:tr>
         <w:tc>
           <w:tcPr>
-            <w:tcW w:type="dxa" w:w="1728"/>
+            <w:tcW w:type="dxa" w:w="1984"/>
           </w:tcPr>
           <w:p>
             <w:r>
@@ -5222,7 +5235,7 @@
         </w:tc>
         <w:tc>
           <w:tcPr>
-            <w:tcW w:type="dxa" w:w="1728"/>
+            <w:tcW w:type="dxa" w:w="1984"/>
           </w:tcPr>
           <w:p>
             <w:r>
@@ -5248,7 +5261,7 @@
         </w:tc>
         <w:tc>
           <w:tcPr>
-            <w:tcW w:type="dxa" w:w="1728"/>
+            <w:tcW w:type="dxa" w:w="1984"/>
           </w:tcPr>
           <w:p>
             <w:r>
@@ -5267,7 +5280,7 @@
         </w:tc>
         <w:tc>
           <w:tcPr>
-            <w:tcW w:type="dxa" w:w="1728"/>
+            <w:tcW w:type="dxa" w:w="1984"/>
           </w:tcPr>
           <w:p>
             <w:r>
@@ -5286,7 +5299,7 @@
         </w:tc>
         <w:tc>
           <w:tcPr>
-            <w:tcW w:type="dxa" w:w="1728"/>
+            <w:tcW w:type="dxa" w:w="1984"/>
           </w:tcPr>
           <w:p>
             <w:r>
@@ -5307,7 +5320,7 @@
       <w:tr>
         <w:tc>
           <w:tcPr>
-            <w:tcW w:type="dxa" w:w="1728"/>
+            <w:tcW w:type="dxa" w:w="1984"/>
           </w:tcPr>
           <w:p>
             <w:r>
@@ -5326,7 +5339,7 @@
         </w:tc>
         <w:tc>
           <w:tcPr>
-            <w:tcW w:type="dxa" w:w="1728"/>
+            <w:tcW w:type="dxa" w:w="1984"/>
           </w:tcPr>
           <w:p>
             <w:r>
@@ -5415,7 +5428,7 @@
         </w:tc>
         <w:tc>
           <w:tcPr>
-            <w:tcW w:type="dxa" w:w="1728"/>
+            <w:tcW w:type="dxa" w:w="1984"/>
           </w:tcPr>
           <w:p>
             <w:r>
@@ -5434,7 +5447,7 @@
         </w:tc>
         <w:tc>
           <w:tcPr>
-            <w:tcW w:type="dxa" w:w="1728"/>
+            <w:tcW w:type="dxa" w:w="1984"/>
           </w:tcPr>
           <w:p>
             <w:r>
@@ -5453,7 +5466,7 @@
         </w:tc>
         <w:tc>
           <w:tcPr>
-            <w:tcW w:type="dxa" w:w="1728"/>
+            <w:tcW w:type="dxa" w:w="1984"/>
           </w:tcPr>
           <w:p>
             <w:r>
@@ -5543,20 +5556,20 @@
       <w:tblPr>
         <w:tblStyle w:val="TableGrid"/>
         <w:tblW w:type="auto" w:w="0"/>
-        <w:tblLayout w:type="autofit"/>
+        <w:tblLayout w:type="fixed"/>
         <w:tblLook w:firstColumn="1" w:firstRow="1" w:lastColumn="0" w:lastRow="0" w:noHBand="0" w:noVBand="1" w:val="04A0"/>
       </w:tblPr>
       <w:tblGrid>
-        <w:gridCol w:w="1728"/>
-        <w:gridCol w:w="1728"/>
-        <w:gridCol w:w="1728"/>
-        <w:gridCol w:w="1728"/>
-        <w:gridCol w:w="1728"/>
+        <w:gridCol w:w="1984"/>
+        <w:gridCol w:w="1984"/>
+        <w:gridCol w:w="1984"/>
+        <w:gridCol w:w="1984"/>
+        <w:gridCol w:w="1984"/>
       </w:tblGrid>
       <w:tr>
         <w:tc>
           <w:tcPr>
-            <w:tcW w:type="dxa" w:w="1728"/>
+            <w:tcW w:type="dxa" w:w="1984"/>
             <w:shd w:fill="D9E2F3"/>
           </w:tcPr>
           <w:p>
@@ -5578,7 +5591,7 @@
         </w:tc>
         <w:tc>
           <w:tcPr>
-            <w:tcW w:type="dxa" w:w="1728"/>
+            <w:tcW w:type="dxa" w:w="1984"/>
             <w:shd w:fill="D9E2F3"/>
           </w:tcPr>
           <w:p>
@@ -5600,7 +5613,7 @@
         </w:tc>
         <w:tc>
           <w:tcPr>
-            <w:tcW w:type="dxa" w:w="1728"/>
+            <w:tcW w:type="dxa" w:w="1984"/>
             <w:shd w:fill="D9E2F3"/>
           </w:tcPr>
           <w:p>
@@ -5622,7 +5635,7 @@
         </w:tc>
         <w:tc>
           <w:tcPr>
-            <w:tcW w:type="dxa" w:w="1728"/>
+            <w:tcW w:type="dxa" w:w="1984"/>
             <w:shd w:fill="D9E2F3"/>
           </w:tcPr>
           <w:p>
@@ -5644,7 +5657,7 @@
         </w:tc>
         <w:tc>
           <w:tcPr>
-            <w:tcW w:type="dxa" w:w="1728"/>
+            <w:tcW w:type="dxa" w:w="1984"/>
             <w:shd w:fill="D9E2F3"/>
           </w:tcPr>
           <w:p>
@@ -5668,7 +5681,7 @@
       <w:tr>
         <w:tc>
           <w:tcPr>
-            <w:tcW w:type="dxa" w:w="1728"/>
+            <w:tcW w:type="dxa" w:w="1984"/>
           </w:tcPr>
           <w:p>
             <w:r>
@@ -5687,7 +5700,7 @@
         </w:tc>
         <w:tc>
           <w:tcPr>
-            <w:tcW w:type="dxa" w:w="1728"/>
+            <w:tcW w:type="dxa" w:w="1984"/>
           </w:tcPr>
           <w:p>
             <w:r>
@@ -5706,7 +5719,7 @@
         </w:tc>
         <w:tc>
           <w:tcPr>
-            <w:tcW w:type="dxa" w:w="1728"/>
+            <w:tcW w:type="dxa" w:w="1984"/>
           </w:tcPr>
           <w:p>
             <w:r>
@@ -5725,7 +5738,7 @@
         </w:tc>
         <w:tc>
           <w:tcPr>
-            <w:tcW w:type="dxa" w:w="1728"/>
+            <w:tcW w:type="dxa" w:w="1984"/>
           </w:tcPr>
           <w:p>
             <w:r>
@@ -5814,7 +5827,7 @@
         </w:tc>
         <w:tc>
           <w:tcPr>
-            <w:tcW w:type="dxa" w:w="1728"/>
+            <w:tcW w:type="dxa" w:w="1984"/>
           </w:tcPr>
           <w:p>
             <w:r>
@@ -5863,7 +5876,7 @@
       <w:tr>
         <w:tc>
           <w:tcPr>
-            <w:tcW w:type="dxa" w:w="1728"/>
+            <w:tcW w:type="dxa" w:w="1984"/>
           </w:tcPr>
           <w:p>
             <w:r>
@@ -5882,7 +5895,7 @@
         </w:tc>
         <w:tc>
           <w:tcPr>
-            <w:tcW w:type="dxa" w:w="1728"/>
+            <w:tcW w:type="dxa" w:w="1984"/>
           </w:tcPr>
           <w:p>
             <w:r>
@@ -5901,7 +5914,7 @@
         </w:tc>
         <w:tc>
           <w:tcPr>
-            <w:tcW w:type="dxa" w:w="1728"/>
+            <w:tcW w:type="dxa" w:w="1984"/>
           </w:tcPr>
           <w:p>
             <w:r>
@@ -5920,7 +5933,7 @@
         </w:tc>
         <w:tc>
           <w:tcPr>
-            <w:tcW w:type="dxa" w:w="1728"/>
+            <w:tcW w:type="dxa" w:w="1984"/>
           </w:tcPr>
           <w:p>
             <w:r>
@@ -5953,7 +5966,7 @@
         </w:tc>
         <w:tc>
           <w:tcPr>
-            <w:tcW w:type="dxa" w:w="1728"/>
+            <w:tcW w:type="dxa" w:w="1984"/>
           </w:tcPr>
           <w:p>
             <w:r>
@@ -5981,7 +5994,7 @@
       <w:tr>
         <w:tc>
           <w:tcPr>
-            <w:tcW w:type="dxa" w:w="1728"/>
+            <w:tcW w:type="dxa" w:w="1984"/>
           </w:tcPr>
           <w:p>
             <w:r>
@@ -6000,7 +6013,7 @@
         </w:tc>
         <w:tc>
           <w:tcPr>
-            <w:tcW w:type="dxa" w:w="1728"/>
+            <w:tcW w:type="dxa" w:w="1984"/>
           </w:tcPr>
           <w:p>
             <w:r>
@@ -6019,7 +6032,7 @@
         </w:tc>
         <w:tc>
           <w:tcPr>
-            <w:tcW w:type="dxa" w:w="1728"/>
+            <w:tcW w:type="dxa" w:w="1984"/>
           </w:tcPr>
           <w:p>
             <w:r>
@@ -6038,7 +6051,7 @@
         </w:tc>
         <w:tc>
           <w:tcPr>
-            <w:tcW w:type="dxa" w:w="1728"/>
+            <w:tcW w:type="dxa" w:w="1984"/>
           </w:tcPr>
           <w:p>
             <w:r>
@@ -6127,7 +6140,7 @@
         </w:tc>
         <w:tc>
           <w:tcPr>
-            <w:tcW w:type="dxa" w:w="1728"/>
+            <w:tcW w:type="dxa" w:w="1984"/>
           </w:tcPr>
           <w:p>
             <w:r>
@@ -6162,7 +6175,7 @@
       <w:tr>
         <w:tc>
           <w:tcPr>
-            <w:tcW w:type="dxa" w:w="1728"/>
+            <w:tcW w:type="dxa" w:w="1984"/>
           </w:tcPr>
           <w:p>
             <w:r>
@@ -6181,7 +6194,7 @@
         </w:tc>
         <w:tc>
           <w:tcPr>
-            <w:tcW w:type="dxa" w:w="1728"/>
+            <w:tcW w:type="dxa" w:w="1984"/>
           </w:tcPr>
           <w:p>
             <w:r>
@@ -6200,7 +6213,7 @@
         </w:tc>
         <w:tc>
           <w:tcPr>
-            <w:tcW w:type="dxa" w:w="1728"/>
+            <w:tcW w:type="dxa" w:w="1984"/>
           </w:tcPr>
           <w:p>
             <w:r>
@@ -6219,7 +6232,7 @@
         </w:tc>
         <w:tc>
           <w:tcPr>
-            <w:tcW w:type="dxa" w:w="1728"/>
+            <w:tcW w:type="dxa" w:w="1984"/>
           </w:tcPr>
           <w:p>
             <w:r>
@@ -6294,7 +6307,7 @@
         </w:tc>
         <w:tc>
           <w:tcPr>
-            <w:tcW w:type="dxa" w:w="1728"/>
+            <w:tcW w:type="dxa" w:w="1984"/>
           </w:tcPr>
           <w:p>
             <w:r>
@@ -6315,7 +6328,7 @@
       <w:tr>
         <w:tc>
           <w:tcPr>
-            <w:tcW w:type="dxa" w:w="1728"/>
+            <w:tcW w:type="dxa" w:w="1984"/>
           </w:tcPr>
           <w:p>
             <w:r>
@@ -6348,7 +6361,7 @@
         </w:tc>
         <w:tc>
           <w:tcPr>
-            <w:tcW w:type="dxa" w:w="1728"/>
+            <w:tcW w:type="dxa" w:w="1984"/>
           </w:tcPr>
           <w:p>
             <w:r>
@@ -6367,7 +6380,7 @@
         </w:tc>
         <w:tc>
           <w:tcPr>
-            <w:tcW w:type="dxa" w:w="1728"/>
+            <w:tcW w:type="dxa" w:w="1984"/>
           </w:tcPr>
           <w:p>
             <w:r>
@@ -6386,7 +6399,7 @@
         </w:tc>
         <w:tc>
           <w:tcPr>
-            <w:tcW w:type="dxa" w:w="1728"/>
+            <w:tcW w:type="dxa" w:w="1984"/>
           </w:tcPr>
           <w:p>
             <w:r>
@@ -6433,7 +6446,7 @@
         </w:tc>
         <w:tc>
           <w:tcPr>
-            <w:tcW w:type="dxa" w:w="1728"/>
+            <w:tcW w:type="dxa" w:w="1984"/>
           </w:tcPr>
           <w:p>
             <w:r>
@@ -6454,7 +6467,7 @@
       <w:tr>
         <w:tc>
           <w:tcPr>
-            <w:tcW w:type="dxa" w:w="1728"/>
+            <w:tcW w:type="dxa" w:w="1984"/>
           </w:tcPr>
           <w:p>
             <w:r>
@@ -6473,7 +6486,7 @@
         </w:tc>
         <w:tc>
           <w:tcPr>
-            <w:tcW w:type="dxa" w:w="1728"/>
+            <w:tcW w:type="dxa" w:w="1984"/>
           </w:tcPr>
           <w:p>
             <w:r>
@@ -6492,7 +6505,7 @@
         </w:tc>
         <w:tc>
           <w:tcPr>
-            <w:tcW w:type="dxa" w:w="1728"/>
+            <w:tcW w:type="dxa" w:w="1984"/>
           </w:tcPr>
           <w:p>
             <w:r>
@@ -6511,7 +6524,7 @@
         </w:tc>
         <w:tc>
           <w:tcPr>
-            <w:tcW w:type="dxa" w:w="1728"/>
+            <w:tcW w:type="dxa" w:w="1984"/>
           </w:tcPr>
           <w:p>
             <w:r>
@@ -6530,7 +6543,7 @@
         </w:tc>
         <w:tc>
           <w:tcPr>
-            <w:tcW w:type="dxa" w:w="1728"/>
+            <w:tcW w:type="dxa" w:w="1984"/>
           </w:tcPr>
           <w:p>
             <w:r>
@@ -6614,19 +6627,19 @@
       <w:tblPr>
         <w:tblStyle w:val="TableGrid"/>
         <w:tblW w:type="auto" w:w="0"/>
-        <w:tblLayout w:type="autofit"/>
+        <w:tblLayout w:type="fixed"/>
         <w:tblLook w:firstColumn="1" w:firstRow="1" w:lastColumn="0" w:lastRow="0" w:noHBand="0" w:noVBand="1" w:val="04A0"/>
       </w:tblPr>
       <w:tblGrid>
-        <w:gridCol w:w="2160"/>
-        <w:gridCol w:w="2160"/>
-        <w:gridCol w:w="2160"/>
-        <w:gridCol w:w="2160"/>
+        <w:gridCol w:w="2480"/>
+        <w:gridCol w:w="2480"/>
+        <w:gridCol w:w="2480"/>
+        <w:gridCol w:w="2480"/>
       </w:tblGrid>
       <w:tr>
         <w:tc>
           <w:tcPr>
-            <w:tcW w:type="dxa" w:w="2160"/>
+            <w:tcW w:type="dxa" w:w="2480"/>
             <w:shd w:fill="D9E2F3"/>
           </w:tcPr>
           <w:p>
@@ -6648,7 +6661,7 @@
         </w:tc>
         <w:tc>
           <w:tcPr>
-            <w:tcW w:type="dxa" w:w="2160"/>
+            <w:tcW w:type="dxa" w:w="2480"/>
             <w:shd w:fill="D9E2F3"/>
           </w:tcPr>
           <w:p>
@@ -6670,7 +6683,7 @@
         </w:tc>
         <w:tc>
           <w:tcPr>
-            <w:tcW w:type="dxa" w:w="2160"/>
+            <w:tcW w:type="dxa" w:w="2480"/>
             <w:shd w:fill="D9E2F3"/>
           </w:tcPr>
           <w:p>
@@ -6692,7 +6705,7 @@
         </w:tc>
         <w:tc>
           <w:tcPr>
-            <w:tcW w:type="dxa" w:w="2160"/>
+            <w:tcW w:type="dxa" w:w="2480"/>
             <w:shd w:fill="D9E2F3"/>
           </w:tcPr>
           <w:p>
@@ -6716,7 +6729,7 @@
       <w:tr>
         <w:tc>
           <w:tcPr>
-            <w:tcW w:type="dxa" w:w="2160"/>
+            <w:tcW w:type="dxa" w:w="2480"/>
           </w:tcPr>
           <w:p>
             <w:r>
@@ -6735,7 +6748,7 @@
         </w:tc>
         <w:tc>
           <w:tcPr>
-            <w:tcW w:type="dxa" w:w="2160"/>
+            <w:tcW w:type="dxa" w:w="2480"/>
           </w:tcPr>
           <w:p>
             <w:r>
@@ -6824,7 +6837,7 @@
         </w:tc>
         <w:tc>
           <w:tcPr>
-            <w:tcW w:type="dxa" w:w="2160"/>
+            <w:tcW w:type="dxa" w:w="2480"/>
           </w:tcPr>
           <w:p>
             <w:r>
@@ -6843,7 +6856,7 @@
         </w:tc>
         <w:tc>
           <w:tcPr>
-            <w:tcW w:type="dxa" w:w="2160"/>
+            <w:tcW w:type="dxa" w:w="2480"/>
           </w:tcPr>
           <w:p>
             <w:r>
@@ -6864,7 +6877,7 @@
       <w:tr>
         <w:tc>
           <w:tcPr>
-            <w:tcW w:type="dxa" w:w="2160"/>
+            <w:tcW w:type="dxa" w:w="2480"/>
           </w:tcPr>
           <w:p>
             <w:r>
@@ -6883,7 +6896,7 @@
         </w:tc>
         <w:tc>
           <w:tcPr>
-            <w:tcW w:type="dxa" w:w="2160"/>
+            <w:tcW w:type="dxa" w:w="2480"/>
           </w:tcPr>
           <w:p>
             <w:r>
@@ -6916,7 +6929,7 @@
         </w:tc>
         <w:tc>
           <w:tcPr>
-            <w:tcW w:type="dxa" w:w="2160"/>
+            <w:tcW w:type="dxa" w:w="2480"/>
           </w:tcPr>
           <w:p>
             <w:r>
@@ -6949,7 +6962,7 @@
         </w:tc>
         <w:tc>
           <w:tcPr>
-            <w:tcW w:type="dxa" w:w="2160"/>
+            <w:tcW w:type="dxa" w:w="2480"/>
           </w:tcPr>
           <w:p>
             <w:r>
@@ -6970,7 +6983,7 @@
       <w:tr>
         <w:tc>
           <w:tcPr>
-            <w:tcW w:type="dxa" w:w="2160"/>
+            <w:tcW w:type="dxa" w:w="2480"/>
           </w:tcPr>
           <w:p>
             <w:r>
@@ -6989,7 +7002,7 @@
         </w:tc>
         <w:tc>
           <w:tcPr>
-            <w:tcW w:type="dxa" w:w="2160"/>
+            <w:tcW w:type="dxa" w:w="2480"/>
           </w:tcPr>
           <w:p>
             <w:r>
@@ -7022,7 +7035,7 @@
         </w:tc>
         <w:tc>
           <w:tcPr>
-            <w:tcW w:type="dxa" w:w="2160"/>
+            <w:tcW w:type="dxa" w:w="2480"/>
           </w:tcPr>
           <w:p>
             <w:r>
@@ -7041,7 +7054,7 @@
         </w:tc>
         <w:tc>
           <w:tcPr>
-            <w:tcW w:type="dxa" w:w="2160"/>
+            <w:tcW w:type="dxa" w:w="2480"/>
           </w:tcPr>
           <w:p>
             <w:r>
@@ -7062,7 +7075,7 @@
       <w:tr>
         <w:tc>
           <w:tcPr>
-            <w:tcW w:type="dxa" w:w="2160"/>
+            <w:tcW w:type="dxa" w:w="2480"/>
           </w:tcPr>
           <w:p>
             <w:r>
@@ -7081,7 +7094,7 @@
         </w:tc>
         <w:tc>
           <w:tcPr>
-            <w:tcW w:type="dxa" w:w="2160"/>
+            <w:tcW w:type="dxa" w:w="2480"/>
           </w:tcPr>
           <w:p>
             <w:r>
@@ -7100,7 +7113,7 @@
         </w:tc>
         <w:tc>
           <w:tcPr>
-            <w:tcW w:type="dxa" w:w="2160"/>
+            <w:tcW w:type="dxa" w:w="2480"/>
           </w:tcPr>
           <w:p>
             <w:r>
@@ -7119,7 +7132,7 @@
         </w:tc>
         <w:tc>
           <w:tcPr>
-            <w:tcW w:type="dxa" w:w="2160"/>
+            <w:tcW w:type="dxa" w:w="2480"/>
           </w:tcPr>
           <w:p>
             <w:r>
@@ -7140,7 +7153,7 @@
       <w:tr>
         <w:tc>
           <w:tcPr>
-            <w:tcW w:type="dxa" w:w="2160"/>
+            <w:tcW w:type="dxa" w:w="2480"/>
           </w:tcPr>
           <w:p>
             <w:r>
@@ -7159,7 +7172,7 @@
         </w:tc>
         <w:tc>
           <w:tcPr>
-            <w:tcW w:type="dxa" w:w="2160"/>
+            <w:tcW w:type="dxa" w:w="2480"/>
           </w:tcPr>
           <w:p>
             <w:r>
@@ -7248,7 +7261,7 @@
         </w:tc>
         <w:tc>
           <w:tcPr>
-            <w:tcW w:type="dxa" w:w="2160"/>
+            <w:tcW w:type="dxa" w:w="2480"/>
           </w:tcPr>
           <w:p>
             <w:r>
@@ -7267,7 +7280,7 @@
         </w:tc>
         <w:tc>
           <w:tcPr>
-            <w:tcW w:type="dxa" w:w="2160"/>
+            <w:tcW w:type="dxa" w:w="2480"/>
           </w:tcPr>
           <w:p>
             <w:r>
@@ -7288,7 +7301,7 @@
       <w:tr>
         <w:tc>
           <w:tcPr>
-            <w:tcW w:type="dxa" w:w="2160"/>
+            <w:tcW w:type="dxa" w:w="2480"/>
           </w:tcPr>
           <w:p>
             <w:r>
@@ -7307,7 +7320,7 @@
         </w:tc>
         <w:tc>
           <w:tcPr>
-            <w:tcW w:type="dxa" w:w="2160"/>
+            <w:tcW w:type="dxa" w:w="2480"/>
           </w:tcPr>
           <w:p>
             <w:r>
@@ -7382,7 +7395,7 @@
         </w:tc>
         <w:tc>
           <w:tcPr>
-            <w:tcW w:type="dxa" w:w="2160"/>
+            <w:tcW w:type="dxa" w:w="2480"/>
           </w:tcPr>
           <w:p>
             <w:r>
@@ -7401,7 +7414,7 @@
         </w:tc>
         <w:tc>
           <w:tcPr>
-            <w:tcW w:type="dxa" w:w="2160"/>
+            <w:tcW w:type="dxa" w:w="2480"/>
           </w:tcPr>
           <w:p>
             <w:r>
@@ -7422,7 +7435,7 @@
       <w:tr>
         <w:tc>
           <w:tcPr>
-            <w:tcW w:type="dxa" w:w="2160"/>
+            <w:tcW w:type="dxa" w:w="2480"/>
           </w:tcPr>
           <w:p>
             <w:r>
@@ -7441,7 +7454,7 @@
         </w:tc>
         <w:tc>
           <w:tcPr>
-            <w:tcW w:type="dxa" w:w="2160"/>
+            <w:tcW w:type="dxa" w:w="2480"/>
           </w:tcPr>
           <w:p>
             <w:r>
@@ -7516,7 +7529,7 @@
         </w:tc>
         <w:tc>
           <w:tcPr>
-            <w:tcW w:type="dxa" w:w="2160"/>
+            <w:tcW w:type="dxa" w:w="2480"/>
           </w:tcPr>
           <w:p>
             <w:r>
@@ -7535,7 +7548,7 @@
         </w:tc>
         <w:tc>
           <w:tcPr>
-            <w:tcW w:type="dxa" w:w="2160"/>
+            <w:tcW w:type="dxa" w:w="2480"/>
           </w:tcPr>
           <w:p>
             <w:r>
@@ -7556,7 +7569,7 @@
       <w:tr>
         <w:tc>
           <w:tcPr>
-            <w:tcW w:type="dxa" w:w="2160"/>
+            <w:tcW w:type="dxa" w:w="2480"/>
           </w:tcPr>
           <w:p>
             <w:r>
@@ -7575,7 +7588,7 @@
         </w:tc>
         <w:tc>
           <w:tcPr>
-            <w:tcW w:type="dxa" w:w="2160"/>
+            <w:tcW w:type="dxa" w:w="2480"/>
           </w:tcPr>
           <w:p>
             <w:r>
@@ -7650,7 +7663,7 @@
         </w:tc>
         <w:tc>
           <w:tcPr>
-            <w:tcW w:type="dxa" w:w="2160"/>
+            <w:tcW w:type="dxa" w:w="2480"/>
           </w:tcPr>
           <w:p>
             <w:r>
@@ -7669,7 +7682,7 @@
         </w:tc>
         <w:tc>
           <w:tcPr>
-            <w:tcW w:type="dxa" w:w="2160"/>
+            <w:tcW w:type="dxa" w:w="2480"/>
           </w:tcPr>
           <w:p>
             <w:r>
@@ -7690,7 +7703,7 @@
       <w:tr>
         <w:tc>
           <w:tcPr>
-            <w:tcW w:type="dxa" w:w="2160"/>
+            <w:tcW w:type="dxa" w:w="2480"/>
           </w:tcPr>
           <w:p>
             <w:r>
@@ -7709,7 +7722,7 @@
         </w:tc>
         <w:tc>
           <w:tcPr>
-            <w:tcW w:type="dxa" w:w="2160"/>
+            <w:tcW w:type="dxa" w:w="2480"/>
           </w:tcPr>
           <w:p>
             <w:r>
@@ -7798,7 +7811,7 @@
         </w:tc>
         <w:tc>
           <w:tcPr>
-            <w:tcW w:type="dxa" w:w="2160"/>
+            <w:tcW w:type="dxa" w:w="2480"/>
           </w:tcPr>
           <w:p>
             <w:r>
@@ -7817,7 +7830,7 @@
         </w:tc>
         <w:tc>
           <w:tcPr>
-            <w:tcW w:type="dxa" w:w="2160"/>
+            <w:tcW w:type="dxa" w:w="2480"/>
           </w:tcPr>
           <w:p>
             <w:r>
@@ -7838,7 +7851,7 @@
       <w:tr>
         <w:tc>
           <w:tcPr>
-            <w:tcW w:type="dxa" w:w="2160"/>
+            <w:tcW w:type="dxa" w:w="2480"/>
           </w:tcPr>
           <w:p>
             <w:r>
@@ -7857,7 +7870,7 @@
         </w:tc>
         <w:tc>
           <w:tcPr>
-            <w:tcW w:type="dxa" w:w="2160"/>
+            <w:tcW w:type="dxa" w:w="2480"/>
           </w:tcPr>
           <w:p>
             <w:r>
@@ -7946,7 +7959,7 @@
         </w:tc>
         <w:tc>
           <w:tcPr>
-            <w:tcW w:type="dxa" w:w="2160"/>
+            <w:tcW w:type="dxa" w:w="2480"/>
           </w:tcPr>
           <w:p>
             <w:r>
@@ -7965,7 +7978,7 @@
         </w:tc>
         <w:tc>
           <w:tcPr>
-            <w:tcW w:type="dxa" w:w="2160"/>
+            <w:tcW w:type="dxa" w:w="2480"/>
           </w:tcPr>
           <w:p>
             <w:r>
@@ -8094,17 +8107,17 @@
       <w:tblPr>
         <w:tblStyle w:val="TableGrid"/>
         <w:tblW w:type="auto" w:w="0"/>
-        <w:tblLayout w:type="autofit"/>
+        <w:tblLayout w:type="fixed"/>
         <w:tblLook w:firstColumn="1" w:firstRow="1" w:lastColumn="0" w:lastRow="0" w:noHBand="0" w:noVBand="1" w:val="04A0"/>
       </w:tblPr>
       <w:tblGrid>
-        <w:gridCol w:w="4320"/>
-        <w:gridCol w:w="4320"/>
+        <w:gridCol w:w="4961"/>
+        <w:gridCol w:w="4961"/>
       </w:tblGrid>
       <w:tr>
         <w:tc>
           <w:tcPr>
-            <w:tcW w:type="dxa" w:w="4320"/>
+            <w:tcW w:type="dxa" w:w="4961"/>
             <w:shd w:fill="D9E2F3"/>
           </w:tcPr>
           <w:p>
@@ -8126,7 +8139,7 @@
         </w:tc>
         <w:tc>
           <w:tcPr>
-            <w:tcW w:type="dxa" w:w="4320"/>
+            <w:tcW w:type="dxa" w:w="4961"/>
             <w:shd w:fill="D9E2F3"/>
           </w:tcPr>
           <w:p>
@@ -8150,7 +8163,7 @@
       <w:tr>
         <w:tc>
           <w:tcPr>
-            <w:tcW w:type="dxa" w:w="4320"/>
+            <w:tcW w:type="dxa" w:w="4961"/>
           </w:tcPr>
           <w:p>
             <w:r>
@@ -8183,7 +8196,7 @@
         </w:tc>
         <w:tc>
           <w:tcPr>
-            <w:tcW w:type="dxa" w:w="4320"/>
+            <w:tcW w:type="dxa" w:w="4961"/>
           </w:tcPr>
           <w:p>
             <w:r>
@@ -8204,7 +8217,7 @@
       <w:tr>
         <w:tc>
           <w:tcPr>
-            <w:tcW w:type="dxa" w:w="4320"/>
+            <w:tcW w:type="dxa" w:w="4961"/>
           </w:tcPr>
           <w:p>
             <w:r>
@@ -8237,7 +8250,7 @@
         </w:tc>
         <w:tc>
           <w:tcPr>
-            <w:tcW w:type="dxa" w:w="4320"/>
+            <w:tcW w:type="dxa" w:w="4961"/>
           </w:tcPr>
           <w:p>
             <w:r>
@@ -8258,7 +8271,7 @@
       <w:tr>
         <w:tc>
           <w:tcPr>
-            <w:tcW w:type="dxa" w:w="4320"/>
+            <w:tcW w:type="dxa" w:w="4961"/>
           </w:tcPr>
           <w:p>
             <w:r>
@@ -8291,7 +8304,7 @@
         </w:tc>
         <w:tc>
           <w:tcPr>
-            <w:tcW w:type="dxa" w:w="4320"/>
+            <w:tcW w:type="dxa" w:w="4961"/>
           </w:tcPr>
           <w:p>
             <w:r>
@@ -8312,7 +8325,7 @@
       <w:tr>
         <w:tc>
           <w:tcPr>
-            <w:tcW w:type="dxa" w:w="4320"/>
+            <w:tcW w:type="dxa" w:w="4961"/>
           </w:tcPr>
           <w:p>
             <w:r>
@@ -8345,7 +8358,7 @@
         </w:tc>
         <w:tc>
           <w:tcPr>
-            <w:tcW w:type="dxa" w:w="4320"/>
+            <w:tcW w:type="dxa" w:w="4961"/>
           </w:tcPr>
           <w:p>
             <w:r>
@@ -9599,7 +9612,7 @@
       <w:r>
         <w:drawing>
           <wp:inline xmlns:a="http://schemas.openxmlformats.org/drawingml/2006/main" xmlns:pic="http://schemas.openxmlformats.org/drawingml/2006/picture">
-            <wp:extent cx="5486400" cy="3935363"/>
+            <wp:extent cx="6300470" cy="4519291"/>
             <wp:docPr id="1" name="Picture 1"/>
             <wp:cNvGraphicFramePr>
               <a:graphicFrameLocks noChangeAspect="1"/>
@@ -9620,7 +9633,7 @@
                   <pic:spPr>
                     <a:xfrm>
                       <a:off x="0" y="0"/>
-                      <a:ext cx="5486400" cy="3935363"/>
+                      <a:ext cx="6300470" cy="4519291"/>
                     </a:xfrm>
                     <a:prstGeom prst="rect"/>
                   </pic:spPr>
@@ -9883,7 +9896,7 @@
       <w:r>
         <w:drawing>
           <wp:inline xmlns:a="http://schemas.openxmlformats.org/drawingml/2006/main" xmlns:pic="http://schemas.openxmlformats.org/drawingml/2006/picture">
-            <wp:extent cx="4158000" cy="6858000"/>
+            <wp:extent cx="4510405" cy="7439240"/>
             <wp:docPr id="2" name="Picture 2"/>
             <wp:cNvGraphicFramePr>
               <a:graphicFrameLocks noChangeAspect="1"/>
@@ -9904,7 +9917,7 @@
                   <pic:spPr>
                     <a:xfrm>
                       <a:off x="0" y="0"/>
-                      <a:ext cx="4158000" cy="6858000"/>
+                      <a:ext cx="4510405" cy="7439240"/>
                     </a:xfrm>
                     <a:prstGeom prst="rect"/>
                   </pic:spPr>
@@ -10256,7 +10269,7 @@
       <w:r>
         <w:drawing>
           <wp:inline xmlns:a="http://schemas.openxmlformats.org/drawingml/2006/main" xmlns:pic="http://schemas.openxmlformats.org/drawingml/2006/picture">
-            <wp:extent cx="5486400" cy="1427018"/>
+            <wp:extent cx="6300470" cy="1638759"/>
             <wp:docPr id="3" name="Picture 3"/>
             <wp:cNvGraphicFramePr>
               <a:graphicFrameLocks noChangeAspect="1"/>
@@ -10277,7 +10290,7 @@
                   <pic:spPr>
                     <a:xfrm>
                       <a:off x="0" y="0"/>
-                      <a:ext cx="5486400" cy="1427018"/>
+                      <a:ext cx="6300470" cy="1638759"/>
                     </a:xfrm>
                     <a:prstGeom prst="rect"/>
                   </pic:spPr>
@@ -10571,7 +10584,7 @@
       <w:r>
         <w:drawing>
           <wp:inline xmlns:a="http://schemas.openxmlformats.org/drawingml/2006/main" xmlns:pic="http://schemas.openxmlformats.org/drawingml/2006/picture">
-            <wp:extent cx="5486400" cy="4328818"/>
+            <wp:extent cx="6300470" cy="4971126"/>
             <wp:docPr id="4" name="Picture 4"/>
             <wp:cNvGraphicFramePr>
               <a:graphicFrameLocks noChangeAspect="1"/>
@@ -10592,7 +10605,7 @@
                   <pic:spPr>
                     <a:xfrm>
                       <a:off x="0" y="0"/>
-                      <a:ext cx="5486400" cy="4328818"/>
+                      <a:ext cx="6300470" cy="4971126"/>
                     </a:xfrm>
                     <a:prstGeom prst="rect"/>
                   </pic:spPr>
@@ -10650,18 +10663,18 @@
       <w:tblPr>
         <w:tblStyle w:val="TableGrid"/>
         <w:tblW w:type="auto" w:w="0"/>
-        <w:tblLayout w:type="autofit"/>
+        <w:tblLayout w:type="fixed"/>
         <w:tblLook w:firstColumn="1" w:firstRow="1" w:lastColumn="0" w:lastRow="0" w:noHBand="0" w:noVBand="1" w:val="04A0"/>
       </w:tblPr>
       <w:tblGrid>
-        <w:gridCol w:w="2880"/>
-        <w:gridCol w:w="2880"/>
-        <w:gridCol w:w="2880"/>
+        <w:gridCol w:w="3307"/>
+        <w:gridCol w:w="3307"/>
+        <w:gridCol w:w="3307"/>
       </w:tblGrid>
       <w:tr>
         <w:tc>
           <w:tcPr>
-            <w:tcW w:type="dxa" w:w="2880"/>
+            <w:tcW w:type="dxa" w:w="3307"/>
             <w:shd w:fill="D9E2F3"/>
           </w:tcPr>
           <w:p>
@@ -10683,7 +10696,7 @@
         </w:tc>
         <w:tc>
           <w:tcPr>
-            <w:tcW w:type="dxa" w:w="2880"/>
+            <w:tcW w:type="dxa" w:w="3307"/>
             <w:shd w:fill="D9E2F3"/>
           </w:tcPr>
           <w:p>
@@ -10705,7 +10718,7 @@
         </w:tc>
         <w:tc>
           <w:tcPr>
-            <w:tcW w:type="dxa" w:w="2880"/>
+            <w:tcW w:type="dxa" w:w="3307"/>
             <w:shd w:fill="D9E2F3"/>
           </w:tcPr>
           <w:p>
@@ -10729,7 +10742,7 @@
       <w:tr>
         <w:tc>
           <w:tcPr>
-            <w:tcW w:type="dxa" w:w="2880"/>
+            <w:tcW w:type="dxa" w:w="3307"/>
           </w:tcPr>
           <w:p>
             <w:r>
@@ -10748,7 +10761,7 @@
         </w:tc>
         <w:tc>
           <w:tcPr>
-            <w:tcW w:type="dxa" w:w="2880"/>
+            <w:tcW w:type="dxa" w:w="3307"/>
           </w:tcPr>
           <w:p>
             <w:r>
@@ -10781,7 +10794,7 @@
         </w:tc>
         <w:tc>
           <w:tcPr>
-            <w:tcW w:type="dxa" w:w="2880"/>
+            <w:tcW w:type="dxa" w:w="3307"/>
           </w:tcPr>
           <w:p>
             <w:r>
@@ -10794,7 +10807,7 @@
                 <w:rFonts w:ascii="Yu Gothic" w:hAnsi="Yu Gothic" w:eastAsia="Yu Gothic"/>
                 <w:sz w:val="18"/>
               </w:rPr>
-              <w:t>services→routes 3件、routes→services 82件</w:t>
+              <w:t>services→routes 1件、routes→services 82件</w:t>
             </w:r>
           </w:p>
         </w:tc>
@@ -10802,7 +10815,7 @@
       <w:tr>
         <w:tc>
           <w:tcPr>
-            <w:tcW w:type="dxa" w:w="2880"/>
+            <w:tcW w:type="dxa" w:w="3307"/>
           </w:tcPr>
           <w:p>
             <w:r>
@@ -10821,7 +10834,7 @@
         </w:tc>
         <w:tc>
           <w:tcPr>
-            <w:tcW w:type="dxa" w:w="2880"/>
+            <w:tcW w:type="dxa" w:w="3307"/>
           </w:tcPr>
           <w:p>
             <w:r>
@@ -10882,7 +10895,7 @@
         </w:tc>
         <w:tc>
           <w:tcPr>
-            <w:tcW w:type="dxa" w:w="2880"/>
+            <w:tcW w:type="dxa" w:w="3307"/>
           </w:tcPr>
           <w:p>
             <w:r>
@@ -10895,7 +10908,7 @@
                 <w:rFonts w:ascii="Yu Gothic" w:hAnsi="Yu Gothic" w:eastAsia="Yu Gothic"/>
                 <w:sz w:val="18"/>
               </w:rPr>
-              <w:t>3件・8件・3件</w:t>
+              <w:t>1件・8件・3件</w:t>
             </w:r>
           </w:p>
         </w:tc>
@@ -10903,7 +10916,7 @@
       <w:tr>
         <w:tc>
           <w:tcPr>
-            <w:tcW w:type="dxa" w:w="2880"/>
+            <w:tcW w:type="dxa" w:w="3307"/>
           </w:tcPr>
           <w:p>
             <w:r>
@@ -10922,7 +10935,7 @@
         </w:tc>
         <w:tc>
           <w:tcPr>
-            <w:tcW w:type="dxa" w:w="2880"/>
+            <w:tcW w:type="dxa" w:w="3307"/>
           </w:tcPr>
           <w:p>
             <w:r>
@@ -10983,7 +10996,7 @@
         </w:tc>
         <w:tc>
           <w:tcPr>
-            <w:tcW w:type="dxa" w:w="2880"/>
+            <w:tcW w:type="dxa" w:w="3307"/>
           </w:tcPr>
           <w:p>
             <w:r>
@@ -10996,7 +11009,7 @@
                 <w:rFonts w:ascii="Yu Gothic" w:hAnsi="Yu Gothic" w:eastAsia="Yu Gothic"/>
                 <w:sz w:val="18"/>
               </w:rPr>
-              <w:t>3件・5件・1件</w:t>
+              <w:t>1件・5件・1件</w:t>
             </w:r>
           </w:p>
         </w:tc>
@@ -11004,7 +11017,7 @@
       <w:tr>
         <w:tc>
           <w:tcPr>
-            <w:tcW w:type="dxa" w:w="2880"/>
+            <w:tcW w:type="dxa" w:w="3307"/>
           </w:tcPr>
           <w:p>
             <w:r>
@@ -11023,7 +11036,7 @@
         </w:tc>
         <w:tc>
           <w:tcPr>
-            <w:tcW w:type="dxa" w:w="2880"/>
+            <w:tcW w:type="dxa" w:w="3307"/>
           </w:tcPr>
           <w:p>
             <w:r>
@@ -11056,7 +11069,7 @@
         </w:tc>
         <w:tc>
           <w:tcPr>
-            <w:tcW w:type="dxa" w:w="2880"/>
+            <w:tcW w:type="dxa" w:w="3307"/>
           </w:tcPr>
           <w:p>
             <w:r>
@@ -11077,7 +11090,7 @@
       <w:tr>
         <w:tc>
           <w:tcPr>
-            <w:tcW w:type="dxa" w:w="2880"/>
+            <w:tcW w:type="dxa" w:w="3307"/>
           </w:tcPr>
           <w:p>
             <w:r>
@@ -11096,7 +11109,7 @@
         </w:tc>
         <w:tc>
           <w:tcPr>
-            <w:tcW w:type="dxa" w:w="2880"/>
+            <w:tcW w:type="dxa" w:w="3307"/>
           </w:tcPr>
           <w:p>
             <w:r>
@@ -11129,7 +11142,7 @@
         </w:tc>
         <w:tc>
           <w:tcPr>
-            <w:tcW w:type="dxa" w:w="2880"/>
+            <w:tcW w:type="dxa" w:w="3307"/>
           </w:tcPr>
           <w:p>
             <w:r>
@@ -11209,6 +11222,350 @@
           <w:rFonts w:ascii="Yu Gothic" w:hAnsi="Yu Gothic" w:eastAsia="Yu Gothic"/>
           <w:b/>
         </w:rPr>
+        <w:t>#1〜#3 の解消状況（2026-08-03 対応）</w:t>
+      </w:r>
+      <w:r>
+        <w:rPr>
+          <w:rFonts w:ascii="Yu Gothic" w:hAnsi="Yu Gothic" w:eastAsia="Yu Gothic"/>
+        </w:rPr>
+        <w:t xml:space="preserve">: 循環の本質原因だった </w:t>
+      </w:r>
+      <w:r>
+        <w:rPr>
+          <w:rFonts w:ascii="Consolas" w:hAnsi="Consolas" w:eastAsia="Consolas"/>
+          <w:sz w:val="18"/>
+        </w:rPr>
+        <w:t>web.services → web.routes</w:t>
+      </w:r>
+      <w:r>
+        <w:rPr>
+          <w:rFonts w:ascii="Yu Gothic" w:hAnsi="Yu Gothic" w:eastAsia="Yu Gothic"/>
+        </w:rPr>
+        <w:t xml:space="preserve"> の逆依存（レイヤ逆転）は3箇所あったが、うち2箇所を解消した。</w:t>
+      </w:r>
+    </w:p>
+    <w:p>
+      <w:pPr>
+        <w:pStyle w:val="ListBullet"/>
+      </w:pPr>
+      <w:r>
+        <w:rPr>
+          <w:rFonts w:ascii="Consolas" w:hAnsi="Consolas" w:eastAsia="Consolas"/>
+          <w:sz w:val="18"/>
+        </w:rPr>
+        <w:t>web/services/document_autorun.py</w:t>
+      </w:r>
+      <w:r>
+        <w:rPr>
+          <w:rFonts w:ascii="Yu Gothic" w:hAnsi="Yu Gothic" w:eastAsia="Yu Gothic"/>
+        </w:rPr>
+        <w:t xml:space="preserve">: </w:t>
+      </w:r>
+      <w:r>
+        <w:rPr>
+          <w:rFonts w:ascii="Consolas" w:hAnsi="Consolas" w:eastAsia="Consolas"/>
+          <w:sz w:val="18"/>
+        </w:rPr>
+        <w:t>_load_report</w:t>
+      </w:r>
+      <w:r>
+        <w:rPr>
+          <w:rFonts w:ascii="Yu Gothic" w:hAnsi="Yu Gothic" w:eastAsia="Yu Gothic"/>
+        </w:rPr>
+        <w:t xml:space="preserve"> の import 元を </w:t>
+      </w:r>
+      <w:r>
+        <w:rPr>
+          <w:rFonts w:ascii="Consolas" w:hAnsi="Consolas" w:eastAsia="Consolas"/>
+          <w:sz w:val="18"/>
+        </w:rPr>
+        <w:t>web.routes.qa_process</w:t>
+      </w:r>
+      <w:r>
+        <w:rPr>
+          <w:rFonts w:ascii="Yu Gothic" w:hAnsi="Yu Gothic" w:eastAsia="Yu Gothic"/>
+        </w:rPr>
+        <w:t xml:space="preserve">（re-export 経由）から、実体のある </w:t>
+      </w:r>
+      <w:r>
+        <w:rPr>
+          <w:rFonts w:ascii="Consolas" w:hAnsi="Consolas" w:eastAsia="Consolas"/>
+          <w:sz w:val="18"/>
+        </w:rPr>
+        <w:t>web.services.qa.helpers</w:t>
+      </w:r>
+      <w:r>
+        <w:rPr>
+          <w:rFonts w:ascii="Yu Gothic" w:hAnsi="Yu Gothic" w:eastAsia="Yu Gothic"/>
+        </w:rPr>
+        <w:t xml:space="preserve"> へ変更した。</w:t>
+      </w:r>
+    </w:p>
+    <w:p>
+      <w:pPr>
+        <w:pStyle w:val="ListBullet"/>
+      </w:pPr>
+      <w:r>
+        <w:rPr>
+          <w:rFonts w:ascii="Consolas" w:hAnsi="Consolas" w:eastAsia="Consolas"/>
+          <w:sz w:val="18"/>
+        </w:rPr>
+        <w:t>web/services/testcase_table_store.py</w:t>
+      </w:r>
+      <w:r>
+        <w:rPr>
+          <w:rFonts w:ascii="Yu Gothic" w:hAnsi="Yu Gothic" w:eastAsia="Yu Gothic"/>
+        </w:rPr>
+        <w:t xml:space="preserve">: </w:t>
+      </w:r>
+      <w:r>
+        <w:rPr>
+          <w:rFonts w:ascii="Consolas" w:hAnsi="Consolas" w:eastAsia="Consolas"/>
+          <w:sz w:val="18"/>
+        </w:rPr>
+        <w:t>_test_design_params</w:t>
+      </w:r>
+      <w:r>
+        <w:rPr>
+          <w:rFonts w:ascii="Yu Gothic" w:hAnsi="Yu Gothic" w:eastAsia="Yu Gothic"/>
+        </w:rPr>
+        <w:t xml:space="preserve">（Flask に依存しない純粋関数）を </w:t>
+      </w:r>
+      <w:r>
+        <w:rPr>
+          <w:rFonts w:ascii="Consolas" w:hAnsi="Consolas" w:eastAsia="Consolas"/>
+          <w:sz w:val="18"/>
+        </w:rPr>
+        <w:t>web.routes.qa_process</w:t>
+      </w:r>
+      <w:r>
+        <w:rPr>
+          <w:rFonts w:ascii="Yu Gothic" w:hAnsi="Yu Gothic" w:eastAsia="Yu Gothic"/>
+        </w:rPr>
+        <w:t xml:space="preserve"> から </w:t>
+      </w:r>
+      <w:r>
+        <w:rPr>
+          <w:rFonts w:ascii="Consolas" w:hAnsi="Consolas" w:eastAsia="Consolas"/>
+          <w:sz w:val="18"/>
+        </w:rPr>
+        <w:t>web.services.test_design_settings</w:t>
+      </w:r>
+      <w:r>
+        <w:rPr>
+          <w:rFonts w:ascii="Yu Gothic" w:hAnsi="Yu Gothic" w:eastAsia="Yu Gothic"/>
+        </w:rPr>
+        <w:t xml:space="preserve"> へ移設し、そちらから直接 import するよう変更した。</w:t>
+      </w:r>
+      <w:r>
+        <w:rPr>
+          <w:rFonts w:ascii="Consolas" w:hAnsi="Consolas" w:eastAsia="Consolas"/>
+          <w:sz w:val="18"/>
+        </w:rPr>
+        <w:t>web/routes/qa_process.py</w:t>
+      </w:r>
+      <w:r>
+        <w:rPr>
+          <w:rFonts w:ascii="Yu Gothic" w:hAnsi="Yu Gothic" w:eastAsia="Yu Gothic"/>
+        </w:rPr>
+        <w:t xml:space="preserve"> は後方互換のため従来通り同名で re-export している。</w:t>
+      </w:r>
+    </w:p>
+    <w:p>
+      <w:pPr>
+        <w:pStyle w:val="ListBullet"/>
+      </w:pPr>
+      <w:r>
+        <w:rPr>
+          <w:rFonts w:ascii="Consolas" w:hAnsi="Consolas" w:eastAsia="Consolas"/>
+          <w:sz w:val="18"/>
+        </w:rPr>
+        <w:t>web/services/cli_runner.py</w:t>
+      </w:r>
+      <w:r>
+        <w:rPr>
+          <w:rFonts w:ascii="Yu Gothic" w:hAnsi="Yu Gothic" w:eastAsia="Yu Gothic"/>
+        </w:rPr>
+        <w:t xml:space="preserve"> の </w:t>
+      </w:r>
+      <w:r>
+        <w:rPr>
+          <w:rFonts w:ascii="Consolas" w:hAnsi="Consolas" w:eastAsia="Consolas"/>
+          <w:sz w:val="18"/>
+        </w:rPr>
+        <w:t>_run_job</w:t>
+      </w:r>
+      <w:r>
+        <w:rPr>
+          <w:rFonts w:ascii="Yu Gothic" w:hAnsi="Yu Gothic" w:eastAsia="Yu Gothic"/>
+        </w:rPr>
+        <w:t xml:space="preserve">（実装は </w:t>
+      </w:r>
+      <w:r>
+        <w:rPr>
+          <w:rFonts w:ascii="Consolas" w:hAnsi="Consolas" w:eastAsia="Consolas"/>
+          <w:sz w:val="18"/>
+        </w:rPr>
+        <w:t>web.routes.auto_run</w:t>
+      </w:r>
+      <w:r>
+        <w:rPr>
+          <w:rFonts w:ascii="Yu Gothic" w:hAnsi="Yu Gothic" w:eastAsia="Yu Gothic"/>
+        </w:rPr>
+        <w:t xml:space="preserve"> 側）は</w:t>
+      </w:r>
+      <w:r>
+        <w:rPr>
+          <w:rFonts w:ascii="Yu Gothic" w:hAnsi="Yu Gothic" w:eastAsia="Yu Gothic"/>
+          <w:b/>
+        </w:rPr>
+        <w:t>未解消のまま残した</w:t>
+      </w:r>
+      <w:r>
+        <w:rPr>
+          <w:rFonts w:ascii="Yu Gothic" w:hAnsi="Yu Gothic" w:eastAsia="Yu Gothic"/>
+        </w:rPr>
+        <w:t>。</w:t>
+      </w:r>
+      <w:r>
+        <w:rPr>
+          <w:rFonts w:ascii="Consolas" w:hAnsi="Consolas" w:eastAsia="Consolas"/>
+          <w:sz w:val="18"/>
+        </w:rPr>
+        <w:t>_run_job</w:t>
+      </w:r>
+      <w:r>
+        <w:rPr>
+          <w:rFonts w:ascii="Yu Gothic" w:hAnsi="Yu Gothic" w:eastAsia="Yu Gothic"/>
+        </w:rPr>
+        <w:t xml:space="preserve"> は同一ファイル内の </w:t>
+      </w:r>
+      <w:r>
+        <w:rPr>
+          <w:rFonts w:ascii="Consolas" w:hAnsi="Consolas" w:eastAsia="Consolas"/>
+          <w:sz w:val="18"/>
+        </w:rPr>
+        <w:t>_phase_*</w:t>
+      </w:r>
+      <w:r>
+        <w:rPr>
+          <w:rFonts w:ascii="Yu Gothic" w:hAnsi="Yu Gothic" w:eastAsia="Yu Gothic"/>
+        </w:rPr>
+        <w:t xml:space="preserve"> 群（約900行、</w:t>
+      </w:r>
+      <w:r>
+        <w:rPr>
+          <w:rFonts w:ascii="Consolas" w:hAnsi="Consolas" w:eastAsia="Consolas"/>
+          <w:sz w:val="18"/>
+        </w:rPr>
+        <w:t>_phase_discover</w:t>
+      </w:r>
+      <w:r>
+        <w:rPr>
+          <w:rFonts w:ascii="Yu Gothic" w:hAnsi="Yu Gothic" w:eastAsia="Yu Gothic"/>
+        </w:rPr>
+        <w:t>/</w:t>
+      </w:r>
+      <w:r>
+        <w:rPr>
+          <w:rFonts w:ascii="Consolas" w:hAnsi="Consolas" w:eastAsia="Consolas"/>
+          <w:sz w:val="18"/>
+        </w:rPr>
+        <w:t>_phase_crawl</w:t>
+      </w:r>
+      <w:r>
+        <w:rPr>
+          <w:rFonts w:ascii="Yu Gothic" w:hAnsi="Yu Gothic" w:eastAsia="Yu Gothic"/>
+        </w:rPr>
+        <w:t>/</w:t>
+      </w:r>
+      <w:r>
+        <w:rPr>
+          <w:rFonts w:ascii="Consolas" w:hAnsi="Consolas" w:eastAsia="Consolas"/>
+          <w:sz w:val="18"/>
+        </w:rPr>
+        <w:t>_execute_tests</w:t>
+      </w:r>
+      <w:r>
+        <w:rPr>
+          <w:rFonts w:ascii="Yu Gothic" w:hAnsi="Yu Gothic" w:eastAsia="Yu Gothic"/>
+        </w:rPr>
+        <w:t xml:space="preserve"> 等）と直接呼び出しで密結合しており、切り出すには AutoRun パイプライン全体を services 層へ移す大規模リファクタリングが必要になる。最小修正の範囲を超えるため今回は対象外とし、既存の関数内遅延 import のまま、循環依存を承知の上での意図的な残置であることをコード上のコメントで明記した。</w:t>
+      </w:r>
+    </w:p>
+    <w:p>
+      <w:r>
+        <w:rPr>
+          <w:rFonts w:ascii="Consolas" w:hAnsi="Consolas" w:eastAsia="Consolas"/>
+          <w:sz w:val="18"/>
+        </w:rPr>
+        <w:t>scripts/extract_asbuilt.py</w:t>
+      </w:r>
+      <w:r>
+        <w:rPr>
+          <w:rFonts w:ascii="Yu Gothic" w:hAnsi="Yu Gothic" w:eastAsia="Yu Gothic"/>
+        </w:rPr>
+        <w:t xml:space="preserve"> の循環検出はサブパッケージ単位（</w:t>
+      </w:r>
+      <w:r>
+        <w:rPr>
+          <w:rFonts w:ascii="Consolas" w:hAnsi="Consolas" w:eastAsia="Consolas"/>
+          <w:sz w:val="18"/>
+        </w:rPr>
+        <w:t>web.services</w:t>
+      </w:r>
+      <w:r>
+        <w:rPr>
+          <w:rFonts w:ascii="Yu Gothic" w:hAnsi="Yu Gothic" w:eastAsia="Yu Gothic"/>
+        </w:rPr>
+        <w:t xml:space="preserve"> 全体 vs </w:t>
+      </w:r>
+      <w:r>
+        <w:rPr>
+          <w:rFonts w:ascii="Consolas" w:hAnsi="Consolas" w:eastAsia="Consolas"/>
+          <w:sz w:val="18"/>
+        </w:rPr>
+        <w:t>web.routes</w:t>
+      </w:r>
+      <w:r>
+        <w:rPr>
+          <w:rFonts w:ascii="Yu Gothic" w:hAnsi="Yu Gothic" w:eastAsia="Yu Gothic"/>
+        </w:rPr>
+        <w:t xml:space="preserve"> 全体）でエッジの有無を判定するため、上記1件（cli_runner.py）が残る限り </w:t>
+      </w:r>
+      <w:r>
+        <w:rPr>
+          <w:rFonts w:ascii="Consolas" w:hAnsi="Consolas" w:eastAsia="Consolas"/>
+          <w:sz w:val="18"/>
+        </w:rPr>
+        <w:t>web.services → web.routes</w:t>
+      </w:r>
+      <w:r>
+        <w:rPr>
+          <w:rFonts w:ascii="Yu Gothic" w:hAnsi="Yu Gothic" w:eastAsia="Yu Gothic"/>
+        </w:rPr>
+        <w:t xml:space="preserve"> のエッジ自体は存在し続け、#1〜#3 は機械的な検出結果としては引き続き3件のまま出力される（</w:t>
+      </w:r>
+      <w:r>
+        <w:rPr>
+          <w:rFonts w:ascii="Consolas" w:hAnsi="Consolas" w:eastAsia="Consolas"/>
+          <w:sz w:val="18"/>
+        </w:rPr>
+        <w:t>docs/sdlc/_asbuilt/dependency_cycles.json</w:t>
+      </w:r>
+      <w:r>
+        <w:rPr>
+          <w:rFonts w:ascii="Yu Gothic" w:hAnsi="Yu Gothic" w:eastAsia="Yu Gothic"/>
+        </w:rPr>
+        <w:t xml:space="preserve"> 参照）。実体としての逆依存の import 文は3箇所から1箇所へ減っている。</w:t>
+      </w:r>
+    </w:p>
+    <w:p>
+      <w:r>
+        <w:rPr>
+          <w:rFonts w:ascii="Yu Gothic" w:hAnsi="Yu Gothic" w:eastAsia="Yu Gothic"/>
+          <w:b/>
+        </w:rPr>
         <w:t>この実測の限界（未確認事項）</w:t>
       </w:r>
       <w:r>
@@ -11332,19 +11689,19 @@
       <w:tblPr>
         <w:tblStyle w:val="TableGrid"/>
         <w:tblW w:type="auto" w:w="0"/>
-        <w:tblLayout w:type="autofit"/>
+        <w:tblLayout w:type="fixed"/>
         <w:tblLook w:firstColumn="1" w:firstRow="1" w:lastColumn="0" w:lastRow="0" w:noHBand="0" w:noVBand="1" w:val="04A0"/>
       </w:tblPr>
       <w:tblGrid>
-        <w:gridCol w:w="2160"/>
-        <w:gridCol w:w="2160"/>
-        <w:gridCol w:w="2160"/>
-        <w:gridCol w:w="2160"/>
+        <w:gridCol w:w="2480"/>
+        <w:gridCol w:w="2480"/>
+        <w:gridCol w:w="2480"/>
+        <w:gridCol w:w="2480"/>
       </w:tblGrid>
       <w:tr>
         <w:tc>
           <w:tcPr>
-            <w:tcW w:type="dxa" w:w="2160"/>
+            <w:tcW w:type="dxa" w:w="2480"/>
             <w:shd w:fill="D9E2F3"/>
           </w:tcPr>
           <w:p>
@@ -11366,7 +11723,7 @@
         </w:tc>
         <w:tc>
           <w:tcPr>
-            <w:tcW w:type="dxa" w:w="2160"/>
+            <w:tcW w:type="dxa" w:w="2480"/>
             <w:shd w:fill="D9E2F3"/>
           </w:tcPr>
           <w:p>
@@ -11388,7 +11745,7 @@
         </w:tc>
         <w:tc>
           <w:tcPr>
-            <w:tcW w:type="dxa" w:w="2160"/>
+            <w:tcW w:type="dxa" w:w="2480"/>
             <w:shd w:fill="D9E2F3"/>
           </w:tcPr>
           <w:p>
@@ -11410,7 +11767,7 @@
         </w:tc>
         <w:tc>
           <w:tcPr>
-            <w:tcW w:type="dxa" w:w="2160"/>
+            <w:tcW w:type="dxa" w:w="2480"/>
             <w:shd w:fill="D9E2F3"/>
           </w:tcPr>
           <w:p>
@@ -11434,7 +11791,7 @@
       <w:tr>
         <w:tc>
           <w:tcPr>
-            <w:tcW w:type="dxa" w:w="2160"/>
+            <w:tcW w:type="dxa" w:w="2480"/>
           </w:tcPr>
           <w:p>
             <w:r>
@@ -11453,7 +11810,7 @@
         </w:tc>
         <w:tc>
           <w:tcPr>
-            <w:tcW w:type="dxa" w:w="2160"/>
+            <w:tcW w:type="dxa" w:w="2480"/>
           </w:tcPr>
           <w:p>
             <w:r>
@@ -11472,7 +11829,7 @@
         </w:tc>
         <w:tc>
           <w:tcPr>
-            <w:tcW w:type="dxa" w:w="2160"/>
+            <w:tcW w:type="dxa" w:w="2480"/>
           </w:tcPr>
           <w:p>
             <w:r>
@@ -11491,7 +11848,7 @@
         </w:tc>
         <w:tc>
           <w:tcPr>
-            <w:tcW w:type="dxa" w:w="2160"/>
+            <w:tcW w:type="dxa" w:w="2480"/>
           </w:tcPr>
           <w:p>
             <w:r>
@@ -11512,7 +11869,7 @@
       <w:tr>
         <w:tc>
           <w:tcPr>
-            <w:tcW w:type="dxa" w:w="2160"/>
+            <w:tcW w:type="dxa" w:w="2480"/>
           </w:tcPr>
           <w:p>
             <w:r>
@@ -11531,7 +11888,7 @@
         </w:tc>
         <w:tc>
           <w:tcPr>
-            <w:tcW w:type="dxa" w:w="2160"/>
+            <w:tcW w:type="dxa" w:w="2480"/>
           </w:tcPr>
           <w:p>
             <w:r>
@@ -11550,7 +11907,7 @@
         </w:tc>
         <w:tc>
           <w:tcPr>
-            <w:tcW w:type="dxa" w:w="2160"/>
+            <w:tcW w:type="dxa" w:w="2480"/>
           </w:tcPr>
           <w:p>
             <w:r>
@@ -11569,7 +11926,85 @@
         </w:tc>
         <w:tc>
           <w:tcPr>
-            <w:tcW w:type="dxa" w:w="2160"/>
+            <w:tcW w:type="dxa" w:w="2480"/>
+          </w:tcPr>
+          <w:p>
+            <w:r>
+              <w:rPr>
+                <w:sz w:val="18"/>
+              </w:rPr>
+            </w:r>
+            <w:r>
+              <w:rPr>
+                <w:rFonts w:ascii="Yu Gothic" w:hAnsi="Yu Gothic" w:eastAsia="Yu Gothic"/>
+                <w:sz w:val="18"/>
+              </w:rPr>
+              <w:t>開発チーム</w:t>
+            </w:r>
+          </w:p>
+        </w:tc>
+      </w:tr>
+      <w:tr>
+        <w:tc>
+          <w:tcPr>
+            <w:tcW w:type="dxa" w:w="2480"/>
+          </w:tcPr>
+          <w:p>
+            <w:r>
+              <w:rPr>
+                <w:sz w:val="18"/>
+              </w:rPr>
+            </w:r>
+            <w:r>
+              <w:rPr>
+                <w:rFonts w:ascii="Yu Gothic" w:hAnsi="Yu Gothic" w:eastAsia="Yu Gothic"/>
+                <w:sz w:val="18"/>
+              </w:rPr>
+              <w:t>1.2</w:t>
+            </w:r>
+          </w:p>
+        </w:tc>
+        <w:tc>
+          <w:tcPr>
+            <w:tcW w:type="dxa" w:w="2480"/>
+          </w:tcPr>
+          <w:p>
+            <w:r>
+              <w:rPr>
+                <w:sz w:val="18"/>
+              </w:rPr>
+            </w:r>
+            <w:r>
+              <w:rPr>
+                <w:rFonts w:ascii="Yu Gothic" w:hAnsi="Yu Gothic" w:eastAsia="Yu Gothic"/>
+                <w:sz w:val="18"/>
+              </w:rPr>
+              <w:t>2026-08-03</w:t>
+            </w:r>
+          </w:p>
+        </w:tc>
+        <w:tc>
+          <w:tcPr>
+            <w:tcW w:type="dxa" w:w="2480"/>
+          </w:tcPr>
+          <w:p>
+            <w:r>
+              <w:rPr>
+                <w:sz w:val="18"/>
+              </w:rPr>
+            </w:r>
+            <w:r>
+              <w:rPr>
+                <w:rFonts w:ascii="Yu Gothic" w:hAnsi="Yu Gothic" w:eastAsia="Yu Gothic"/>
+                <w:sz w:val="18"/>
+              </w:rPr>
+              <w:t>循環依存#1〜#3の本質原因（web.services→web.routesの逆依存3箇所）のうち2箇所を解消（document_autorun.py・testcase_table_store.py）。残り1箇所（cli_runner.py→auto_run._run_job）は_phase_*群との密結合により大規模リファクタリング相当のため意図的に残置し、理由をコード内コメントで明記。pytest 3239件は全件通過を確認</w:t>
+            </w:r>
+          </w:p>
+        </w:tc>
+        <w:tc>
+          <w:tcPr>
+            <w:tcW w:type="dxa" w:w="2480"/>
           </w:tcPr>
           <w:p>
             <w:r>
@@ -11592,8 +12027,8 @@
     <w:sectPr>
       <w:footerReference w:type="default" r:id="rId9"/>
       <w:headerReference w:type="default" r:id="rId10"/>
-      <w:pgSz w:w="12240" w:h="15840"/>
-      <w:pgMar w:top="1440" w:right="1800" w:bottom="1440" w:left="1800" w:header="720" w:footer="720" w:gutter="0"/>
+      <w:pgSz w:w="11906" w:h="16838"/>
+      <w:pgMar w:top="1417" w:right="850" w:bottom="1134" w:left="1134" w:header="720" w:footer="720" w:gutter="0"/>
       <w:cols w:space="720"/>
       <w:docGrid w:linePitch="360"/>
     </w:sectPr>

--- a/docs/sdlc/30_implementation/WS2D-MD-001_モジュール設計書.docx
+++ b/docs/sdlc/30_implementation/WS2D-MD-001_モジュール設計書.docx
@@ -11222,7 +11222,7 @@
           <w:rFonts w:ascii="Yu Gothic" w:hAnsi="Yu Gothic" w:eastAsia="Yu Gothic"/>
           <w:b/>
         </w:rPr>
-        <w:t>#1〜#3 の解消状況（2026-08-03 対応）</w:t>
+        <w:t>#1〜#3 の解消状況（2026-08-03 対応、同日中に全3箇所を解消）</w:t>
       </w:r>
       <w:r>
         <w:rPr>
@@ -11241,7 +11241,20 @@
         <w:rPr>
           <w:rFonts w:ascii="Yu Gothic" w:hAnsi="Yu Gothic" w:eastAsia="Yu Gothic"/>
         </w:rPr>
-        <w:t xml:space="preserve"> の逆依存（レイヤ逆転）は3箇所あったが、うち2箇所を解消した。</w:t>
+        <w:t xml:space="preserve"> の逆依存（レイヤ逆転）は3箇所あったが、</w:t>
+      </w:r>
+      <w:r>
+        <w:rPr>
+          <w:rFonts w:ascii="Yu Gothic" w:hAnsi="Yu Gothic" w:eastAsia="Yu Gothic"/>
+          <w:b/>
+        </w:rPr>
+        <w:t>全て解消した</w:t>
+      </w:r>
+      <w:r>
+        <w:rPr>
+          <w:rFonts w:ascii="Yu Gothic" w:hAnsi="Yu Gothic" w:eastAsia="Yu Gothic"/>
+        </w:rPr>
+        <w:t>。</w:t>
       </w:r>
     </w:p>
     <w:p>
@@ -11399,7 +11412,7 @@
         <w:rPr>
           <w:rFonts w:ascii="Yu Gothic" w:hAnsi="Yu Gothic" w:eastAsia="Yu Gothic"/>
         </w:rPr>
-        <w:t xml:space="preserve">（実装は </w:t>
+        <w:t xml:space="preserve">（旧・実装は </w:t>
       </w:r>
       <w:r>
         <w:rPr>
@@ -11412,85 +11425,215 @@
         <w:rPr>
           <w:rFonts w:ascii="Yu Gothic" w:hAnsi="Yu Gothic" w:eastAsia="Yu Gothic"/>
         </w:rPr>
-        <w:t xml:space="preserve"> 側）は</w:t>
-      </w:r>
-      <w:r>
-        <w:rPr>
-          <w:rFonts w:ascii="Yu Gothic" w:hAnsi="Yu Gothic" w:eastAsia="Yu Gothic"/>
-          <w:b/>
-        </w:rPr>
-        <w:t>未解消のまま残した</w:t>
-      </w:r>
-      <w:r>
-        <w:rPr>
-          <w:rFonts w:ascii="Yu Gothic" w:hAnsi="Yu Gothic" w:eastAsia="Yu Gothic"/>
-        </w:rPr>
-        <w:t>。</w:t>
+        <w:t xml:space="preserve"> 側）: 当初は </w:t>
       </w:r>
       <w:r>
         <w:rPr>
           <w:rFonts w:ascii="Consolas" w:hAnsi="Consolas" w:eastAsia="Consolas"/>
           <w:sz w:val="18"/>
         </w:rPr>
-        <w:t>_run_job</w:t>
+        <w:t>_phase_*</w:t>
       </w:r>
       <w:r>
         <w:rPr>
           <w:rFonts w:ascii="Yu Gothic" w:hAnsi="Yu Gothic" w:eastAsia="Yu Gothic"/>
         </w:rPr>
-        <w:t xml:space="preserve"> は同一ファイル内の </w:t>
+        <w:t xml:space="preserve"> 群（約900行）との密結合を理由に対象外としていたが、同日中に AutoRun パイプライン本体（</w:t>
       </w:r>
       <w:r>
         <w:rPr>
           <w:rFonts w:ascii="Consolas" w:hAnsi="Consolas" w:eastAsia="Consolas"/>
           <w:sz w:val="18"/>
         </w:rPr>
-        <w:t>_phase_*</w:t>
+        <w:t>_run_job</w:t>
       </w:r>
       <w:r>
         <w:rPr>
           <w:rFonts w:ascii="Yu Gothic" w:hAnsi="Yu Gothic" w:eastAsia="Yu Gothic"/>
         </w:rPr>
-        <w:t xml:space="preserve"> 群（約900行、</w:t>
+        <w:t xml:space="preserve"> と 21 個の </w:t>
       </w:r>
       <w:r>
         <w:rPr>
           <w:rFonts w:ascii="Consolas" w:hAnsi="Consolas" w:eastAsia="Consolas"/>
           <w:sz w:val="18"/>
         </w:rPr>
-        <w:t>_phase_discover</w:t>
+        <w:t>_phase_*</w:t>
       </w:r>
       <w:r>
         <w:rPr>
           <w:rFonts w:ascii="Yu Gothic" w:hAnsi="Yu Gothic" w:eastAsia="Yu Gothic"/>
         </w:rPr>
-        <w:t>/</w:t>
+        <w:t xml:space="preserve">/補助関数、および段階承認まわりの </w:t>
       </w:r>
       <w:r>
         <w:rPr>
           <w:rFonts w:ascii="Consolas" w:hAnsi="Consolas" w:eastAsia="Consolas"/>
           <w:sz w:val="18"/>
         </w:rPr>
-        <w:t>_phase_crawl</w:t>
+        <w:t>_await_stage_approval</w:t>
       </w:r>
       <w:r>
         <w:rPr>
           <w:rFonts w:ascii="Yu Gothic" w:hAnsi="Yu Gothic" w:eastAsia="Yu Gothic"/>
         </w:rPr>
-        <w:t>/</w:t>
+        <w:t xml:space="preserve"> 等）を新設の </w:t>
       </w:r>
       <w:r>
         <w:rPr>
           <w:rFonts w:ascii="Consolas" w:hAnsi="Consolas" w:eastAsia="Consolas"/>
           <w:sz w:val="18"/>
         </w:rPr>
-        <w:t>_execute_tests</w:t>
+        <w:t>web/services/auto_run_pipeline.py</w:t>
       </w:r>
       <w:r>
         <w:rPr>
           <w:rFonts w:ascii="Yu Gothic" w:hAnsi="Yu Gothic" w:eastAsia="Yu Gothic"/>
         </w:rPr>
-        <w:t xml:space="preserve"> 等）と直接呼び出しで密結合しており、切り出すには AutoRun パイプライン全体を services 層へ移す大規模リファクタリングが必要になる。最小修正の範囲を超えるため今回は対象外とし、既存の関数内遅延 import のまま、循環依存を承知の上での意図的な残置であることをコード上のコメントで明記した。</w:t>
+        <w:t xml:space="preserve"> へ移設した。このパイプラインは Flask のリクエストコンテキスト（</w:t>
+      </w:r>
+      <w:r>
+        <w:rPr>
+          <w:rFonts w:ascii="Consolas" w:hAnsi="Consolas" w:eastAsia="Consolas"/>
+          <w:sz w:val="18"/>
+        </w:rPr>
+        <w:t>request</w:t>
+      </w:r>
+      <w:r>
+        <w:rPr>
+          <w:rFonts w:ascii="Yu Gothic" w:hAnsi="Yu Gothic" w:eastAsia="Yu Gothic"/>
+        </w:rPr>
+        <w:t>/</w:t>
+      </w:r>
+      <w:r>
+        <w:rPr>
+          <w:rFonts w:ascii="Consolas" w:hAnsi="Consolas" w:eastAsia="Consolas"/>
+          <w:sz w:val="18"/>
+        </w:rPr>
+        <w:t>session</w:t>
+      </w:r>
+      <w:r>
+        <w:rPr>
+          <w:rFonts w:ascii="Yu Gothic" w:hAnsi="Yu Gothic" w:eastAsia="Yu Gothic"/>
+        </w:rPr>
+        <w:t>/</w:t>
+      </w:r>
+      <w:r>
+        <w:rPr>
+          <w:rFonts w:ascii="Consolas" w:hAnsi="Consolas" w:eastAsia="Consolas"/>
+          <w:sz w:val="18"/>
+        </w:rPr>
+        <w:t>g</w:t>
+      </w:r>
+      <w:r>
+        <w:rPr>
+          <w:rFonts w:ascii="Yu Gothic" w:hAnsi="Yu Gothic" w:eastAsia="Yu Gothic"/>
+        </w:rPr>
+        <w:t>/</w:t>
+      </w:r>
+      <w:r>
+        <w:rPr>
+          <w:rFonts w:ascii="Consolas" w:hAnsi="Consolas" w:eastAsia="Consolas"/>
+          <w:sz w:val="18"/>
+        </w:rPr>
+        <w:t>current_app</w:t>
+      </w:r>
+      <w:r>
+        <w:rPr>
+          <w:rFonts w:ascii="Yu Gothic" w:hAnsi="Yu Gothic" w:eastAsia="Yu Gothic"/>
+        </w:rPr>
+        <w:t>）に一切依存していないことを AST 走査で確認済みで、移設は純粋な切り出しで済んだ。</w:t>
+      </w:r>
+      <w:r>
+        <w:rPr>
+          <w:rFonts w:ascii="Consolas" w:hAnsi="Consolas" w:eastAsia="Consolas"/>
+          <w:sz w:val="18"/>
+        </w:rPr>
+        <w:t>logger</w:t>
+      </w:r>
+      <w:r>
+        <w:rPr>
+          <w:rFonts w:ascii="Yu Gothic" w:hAnsi="Yu Gothic" w:eastAsia="Yu Gothic"/>
+        </w:rPr>
+        <w:t>/</w:t>
+      </w:r>
+      <w:r>
+        <w:rPr>
+          <w:rFonts w:ascii="Consolas" w:hAnsi="Consolas" w:eastAsia="Consolas"/>
+          <w:sz w:val="18"/>
+        </w:rPr>
+        <w:t>_job_out</w:t>
+      </w:r>
+      <w:r>
+        <w:rPr>
+          <w:rFonts w:ascii="Yu Gothic" w:hAnsi="Yu Gothic" w:eastAsia="Yu Gothic"/>
+        </w:rPr>
+        <w:t xml:space="preserve">（routes 側・pipeline 側の双方から呼ばれる下位関数）は既存の </w:t>
+      </w:r>
+      <w:r>
+        <w:rPr>
+          <w:rFonts w:ascii="Consolas" w:hAnsi="Consolas" w:eastAsia="Consolas"/>
+          <w:sz w:val="18"/>
+        </w:rPr>
+        <w:t>web/services/auto_run_job.py</w:t>
+      </w:r>
+      <w:r>
+        <w:rPr>
+          <w:rFonts w:ascii="Yu Gothic" w:hAnsi="Yu Gothic" w:eastAsia="Yu Gothic"/>
+        </w:rPr>
+        <w:t xml:space="preserve"> に集約した。</w:t>
+      </w:r>
+      <w:r>
+        <w:rPr>
+          <w:rFonts w:ascii="Consolas" w:hAnsi="Consolas" w:eastAsia="Consolas"/>
+          <w:sz w:val="18"/>
+        </w:rPr>
+        <w:t>web/routes/auto_run.py</w:t>
+      </w:r>
+      <w:r>
+        <w:rPr>
+          <w:rFonts w:ascii="Yu Gothic" w:hAnsi="Yu Gothic" w:eastAsia="Yu Gothic"/>
+        </w:rPr>
+        <w:t xml:space="preserve"> は後方互換のため移設した名前を同名で re-export しており（</w:t>
+      </w:r>
+      <w:r>
+        <w:rPr>
+          <w:rFonts w:ascii="Consolas" w:hAnsi="Consolas" w:eastAsia="Consolas"/>
+          <w:sz w:val="18"/>
+        </w:rPr>
+        <w:t>_await_stage_approval</w:t>
+      </w:r>
+      <w:r>
+        <w:rPr>
+          <w:rFonts w:ascii="Yu Gothic" w:hAnsi="Yu Gothic" w:eastAsia="Yu Gothic"/>
+        </w:rPr>
+        <w:t xml:space="preserve"> 等、外部テストからの直接参照が複数あったため）、</w:t>
+      </w:r>
+      <w:r>
+        <w:rPr>
+          <w:rFonts w:ascii="Consolas" w:hAnsi="Consolas" w:eastAsia="Consolas"/>
+          <w:sz w:val="18"/>
+        </w:rPr>
+        <w:t>web/services/cli_runner.py</w:t>
+      </w:r>
+      <w:r>
+        <w:rPr>
+          <w:rFonts w:ascii="Yu Gothic" w:hAnsi="Yu Gothic" w:eastAsia="Yu Gothic"/>
+        </w:rPr>
+        <w:t xml:space="preserve"> は </w:t>
+      </w:r>
+      <w:r>
+        <w:rPr>
+          <w:rFonts w:ascii="Consolas" w:hAnsi="Consolas" w:eastAsia="Consolas"/>
+          <w:sz w:val="18"/>
+        </w:rPr>
+        <w:t>web.services.auto_run_pipeline</w:t>
+      </w:r>
+      <w:r>
+        <w:rPr>
+          <w:rFonts w:ascii="Yu Gothic" w:hAnsi="Yu Gothic" w:eastAsia="Yu Gothic"/>
+        </w:rPr>
+        <w:t xml:space="preserve"> からトップレベルで直接 import するよう変更し、循環を承知で残していた遅延 import と弁明コメントは削除した。</w:t>
       </w:r>
     </w:p>
     <w:p>
@@ -11531,33 +11674,59 @@
         <w:rPr>
           <w:rFonts w:ascii="Yu Gothic" w:hAnsi="Yu Gothic" w:eastAsia="Yu Gothic"/>
         </w:rPr>
-        <w:t xml:space="preserve"> 全体）でエッジの有無を判定するため、上記1件（cli_runner.py）が残る限り </w:t>
+        <w:t xml:space="preserve"> 全体）でエッジの有無を判定する。上記の移設により </w:t>
       </w:r>
       <w:r>
         <w:rPr>
           <w:rFonts w:ascii="Consolas" w:hAnsi="Consolas" w:eastAsia="Consolas"/>
           <w:sz w:val="18"/>
         </w:rPr>
-        <w:t>web.services → web.routes</w:t>
+        <w:t>web/services/*.py</w:t>
       </w:r>
       <w:r>
         <w:rPr>
           <w:rFonts w:ascii="Yu Gothic" w:hAnsi="Yu Gothic" w:eastAsia="Yu Gothic"/>
         </w:rPr>
-        <w:t xml:space="preserve"> のエッジ自体は存在し続け、#1〜#3 は機械的な検出結果としては引き続き3件のまま出力される（</w:t>
+        <w:t xml:space="preserve"> から </w:t>
       </w:r>
       <w:r>
         <w:rPr>
           <w:rFonts w:ascii="Consolas" w:hAnsi="Consolas" w:eastAsia="Consolas"/>
           <w:sz w:val="18"/>
         </w:rPr>
+        <w:t>web.routes.*</w:t>
+      </w:r>
+      <w:r>
+        <w:rPr>
+          <w:rFonts w:ascii="Yu Gothic" w:hAnsi="Yu Gothic" w:eastAsia="Yu Gothic"/>
+        </w:rPr>
+        <w:t xml:space="preserve"> を import する行はコードベース全体で 0 本になり、実行結果は </w:t>
+      </w:r>
+      <w:r>
+        <w:rPr>
+          <w:rFonts w:ascii="Consolas" w:hAnsi="Consolas" w:eastAsia="Consolas"/>
+          <w:sz w:val="18"/>
+        </w:rPr>
+        <w:t>cycles: 0 経路 / 原因 import: 0 本</w:t>
+      </w:r>
+      <w:r>
+        <w:rPr>
+          <w:rFonts w:ascii="Yu Gothic" w:hAnsi="Yu Gothic" w:eastAsia="Yu Gothic"/>
+        </w:rPr>
+        <w:t>（</w:t>
+      </w:r>
+      <w:r>
+        <w:rPr>
+          <w:rFonts w:ascii="Consolas" w:hAnsi="Consolas" w:eastAsia="Consolas"/>
+          <w:sz w:val="18"/>
+        </w:rPr>
         <w:t>docs/sdlc/_asbuilt/dependency_cycles.json</w:t>
       </w:r>
       <w:r>
         <w:rPr>
           <w:rFonts w:ascii="Yu Gothic" w:hAnsi="Yu Gothic" w:eastAsia="Yu Gothic"/>
         </w:rPr>
-        <w:t xml:space="preserve"> 参照）。実体としての逆依存の import 文は3箇所から1箇所へ減っている。</w:t>
+        <w:t xml:space="preserve"> も cycles: [] / offending_modules: [] ）。#1〜#3 は名実ともに解消済み。</w:t>
       </w:r>
     </w:p>
     <w:p>
@@ -11999,6 +12168,84 @@
                 <w:sz w:val="18"/>
               </w:rPr>
               <w:t>循環依存#1〜#3の本質原因（web.services→web.routesの逆依存3箇所）のうち2箇所を解消（document_autorun.py・testcase_table_store.py）。残り1箇所（cli_runner.py→auto_run._run_job）は_phase_*群との密結合により大規模リファクタリング相当のため意図的に残置し、理由をコード内コメントで明記。pytest 3239件は全件通過を確認</w:t>
+            </w:r>
+          </w:p>
+        </w:tc>
+        <w:tc>
+          <w:tcPr>
+            <w:tcW w:type="dxa" w:w="2480"/>
+          </w:tcPr>
+          <w:p>
+            <w:r>
+              <w:rPr>
+                <w:sz w:val="18"/>
+              </w:rPr>
+            </w:r>
+            <w:r>
+              <w:rPr>
+                <w:rFonts w:ascii="Yu Gothic" w:hAnsi="Yu Gothic" w:eastAsia="Yu Gothic"/>
+                <w:sz w:val="18"/>
+              </w:rPr>
+              <w:t>開発チーム</w:t>
+            </w:r>
+          </w:p>
+        </w:tc>
+      </w:tr>
+      <w:tr>
+        <w:tc>
+          <w:tcPr>
+            <w:tcW w:type="dxa" w:w="2480"/>
+          </w:tcPr>
+          <w:p>
+            <w:r>
+              <w:rPr>
+                <w:sz w:val="18"/>
+              </w:rPr>
+            </w:r>
+            <w:r>
+              <w:rPr>
+                <w:rFonts w:ascii="Yu Gothic" w:hAnsi="Yu Gothic" w:eastAsia="Yu Gothic"/>
+                <w:sz w:val="18"/>
+              </w:rPr>
+              <w:t>1.3</w:t>
+            </w:r>
+          </w:p>
+        </w:tc>
+        <w:tc>
+          <w:tcPr>
+            <w:tcW w:type="dxa" w:w="2480"/>
+          </w:tcPr>
+          <w:p>
+            <w:r>
+              <w:rPr>
+                <w:sz w:val="18"/>
+              </w:rPr>
+            </w:r>
+            <w:r>
+              <w:rPr>
+                <w:rFonts w:ascii="Yu Gothic" w:hAnsi="Yu Gothic" w:eastAsia="Yu Gothic"/>
+                <w:sz w:val="18"/>
+              </w:rPr>
+              <w:t>2026-08-03</w:t>
+            </w:r>
+          </w:p>
+        </w:tc>
+        <w:tc>
+          <w:tcPr>
+            <w:tcW w:type="dxa" w:w="2480"/>
+          </w:tcPr>
+          <w:p>
+            <w:r>
+              <w:rPr>
+                <w:sz w:val="18"/>
+              </w:rPr>
+            </w:r>
+            <w:r>
+              <w:rPr>
+                <w:rFonts w:ascii="Yu Gothic" w:hAnsi="Yu Gothic" w:eastAsia="Yu Gothic"/>
+                <w:sz w:val="18"/>
+              </w:rPr>
+              <w:t>残っていた最後の循環依存1本（cli_runner.py→auto_run._run_job）を解消。AutoRunパイプライン本体（_run_job・21関数・_await_stage_approval等）を新設の web/services/auto_run_pipeline.py へ移設し、logger/_job_out は既存の web/services/auto_run_job.py に集約。web/routes/auto_run.py は後方互換のため同名re-export、web/services/cli_runner.py はトップレベルで直接importするよう変更。scripts/extract_asbuilt.py の結果は cycles 0経路・原因import 0本。quality/feature_contracts.yml のautorun契約にauto_run_pipeline.pyを登録</w:t>
             </w:r>
           </w:p>
         </w:tc>
